--- a/IMPLEMENTATION_REPORT_FINAL.docx
+++ b/IMPLEMENTATION_REPORT_FINAL.docx
@@ -197,6 +197,73 @@
           </w:p>
         </w:tc>
       </w:tr>
+      <w:tr>
+        <w:trPr>
+          <w:cnfStyle w:val="000000100000" w:firstRow="0" w:lastRow="0" w:firstColumn="0" w:lastColumn="0" w:oddVBand="0" w:evenVBand="0" w:oddHBand="1" w:evenHBand="0" w:firstRowFirstColumn="0" w:firstRowLastColumn="0" w:lastRowFirstColumn="0" w:lastRowLastColumn="0"/>
+        </w:trPr>
+        <w:tc>
+          <w:tcPr>
+            <w:cnfStyle w:val="001000000000" w:firstRow="0" w:lastRow="0" w:firstColumn="1" w:lastColumn="0" w:oddVBand="0" w:evenVBand="0" w:oddHBand="0" w:evenHBand="0" w:firstRowFirstColumn="0" w:firstRowLastColumn="0" w:lastRowFirstColumn="0" w:lastRowLastColumn="0"/>
+            <w:tcW w:w="4320" w:type="dxa"/>
+          </w:tcPr>
+          <w:p>
+            <w:proofErr w:type="spellStart"/>
+            <w:r>
+              <w:t>Github</w:t>
+            </w:r>
+            <w:proofErr w:type="spellEnd"/>
+            <w:r>
+              <w:t xml:space="preserve"> Link</w:t>
+            </w:r>
+          </w:p>
+        </w:tc>
+        <w:tc>
+          <w:tcPr>
+            <w:tcW w:w="4320" w:type="dxa"/>
+          </w:tcPr>
+          <w:p>
+            <w:pPr>
+              <w:cnfStyle w:val="000000100000" w:firstRow="0" w:lastRow="0" w:firstColumn="0" w:lastColumn="0" w:oddVBand="0" w:evenVBand="0" w:oddHBand="1" w:evenHBand="0" w:firstRowFirstColumn="0" w:firstRowLastColumn="0" w:lastRowFirstColumn="0" w:lastRowLastColumn="0"/>
+            </w:pPr>
+            <w:hyperlink r:id="rId6" w:history="1">
+              <w:proofErr w:type="spellStart"/>
+              <w:r>
+                <w:rPr>
+                  <w:rStyle w:val="Hyperlink"/>
+                </w:rPr>
+                <w:t>hadhilasalma</w:t>
+              </w:r>
+              <w:proofErr w:type="spellEnd"/>
+              <w:r>
+                <w:rPr>
+                  <w:rStyle w:val="Hyperlink"/>
+                </w:rPr>
+                <w:t>/</w:t>
+              </w:r>
+              <w:proofErr w:type="spellStart"/>
+              <w:r>
+                <w:rPr>
+                  <w:rStyle w:val="Hyperlink"/>
+                </w:rPr>
+                <w:t>D</w:t>
+              </w:r>
+              <w:r>
+                <w:rPr>
+                  <w:rStyle w:val="Hyperlink"/>
+                </w:rPr>
+                <w:t>i</w:t>
+              </w:r>
+              <w:r>
+                <w:rPr>
+                  <w:rStyle w:val="Hyperlink"/>
+                </w:rPr>
+                <w:t>ffusion_Model_CFG_CG</w:t>
+              </w:r>
+              <w:proofErr w:type="spellEnd"/>
+            </w:hyperlink>
+          </w:p>
+        </w:tc>
+      </w:tr>
     </w:tbl>
     <w:p/>
     <w:p>
@@ -248,18 +315,108 @@
       </w:r>
       <w:r>
         <w:br/>
-        <w:t>The forward process is deterministic: x_t = √(ᾱ_t) · x_0 + √(1 - ᾱ_t) · ε</w:t>
+        <w:t xml:space="preserve">The forward process is deterministic: </w:t>
       </w:r>
     </w:p>
     <w:p>
       <w:pPr>
-        <w:pStyle w:val="Heading3"/>
-      </w:pPr>
-      <w:r>
-        <w:t>1.2 Motivation: Conditional Generation and Guidance</w:t>
+        <w:pStyle w:val="SourceCode"/>
+      </w:pPr>
+      <w:proofErr w:type="spellStart"/>
+      <w:r>
+        <w:rPr>
+          <w:rStyle w:val="VerbatimChar"/>
+        </w:rPr>
+        <w:t>x_t</w:t>
+      </w:r>
+      <w:proofErr w:type="spellEnd"/>
+      <w:r>
+        <w:rPr>
+          <w:rStyle w:val="VerbatimChar"/>
+        </w:rPr>
+        <w:t xml:space="preserve"> = √(</w:t>
+      </w:r>
+      <w:proofErr w:type="spellStart"/>
+      <w:r>
+        <w:rPr>
+          <w:rStyle w:val="VerbatimChar"/>
+        </w:rPr>
+        <w:t>ᾱ_t</w:t>
+      </w:r>
+      <w:proofErr w:type="spellEnd"/>
+      <w:r>
+        <w:rPr>
+          <w:rStyle w:val="VerbatimChar"/>
+        </w:rPr>
+        <w:t xml:space="preserve">) · x_0 + </w:t>
+      </w:r>
+      <w:proofErr w:type="gramStart"/>
+      <w:r>
+        <w:rPr>
+          <w:rStyle w:val="VerbatimChar"/>
+        </w:rPr>
+        <w:t>√(</w:t>
+      </w:r>
+      <w:proofErr w:type="gramEnd"/>
+      <w:r>
+        <w:rPr>
+          <w:rStyle w:val="VerbatimChar"/>
+        </w:rPr>
+        <w:t xml:space="preserve">1 - </w:t>
+      </w:r>
+      <w:proofErr w:type="spellStart"/>
+      <w:r>
+        <w:rPr>
+          <w:rStyle w:val="VerbatimChar"/>
+        </w:rPr>
+        <w:t>ᾱ_t</w:t>
+      </w:r>
+      <w:proofErr w:type="spellEnd"/>
+      <w:r>
+        <w:rPr>
+          <w:rStyle w:val="VerbatimChar"/>
+        </w:rPr>
+        <w:t xml:space="preserve">) · </w:t>
+      </w:r>
+      <w:proofErr w:type="gramStart"/>
+      <w:r>
+        <w:rPr>
+          <w:rStyle w:val="VerbatimChar"/>
+        </w:rPr>
+        <w:t>ε,  where</w:t>
+      </w:r>
+      <w:proofErr w:type="gramEnd"/>
+      <w:r>
+        <w:rPr>
+          <w:rStyle w:val="VerbatimChar"/>
+        </w:rPr>
+        <w:t xml:space="preserve"> ε ~ </w:t>
+      </w:r>
+      <w:proofErr w:type="gramStart"/>
+      <w:r>
+        <w:rPr>
+          <w:rStyle w:val="VerbatimChar"/>
+        </w:rPr>
+        <w:t>N(</w:t>
+      </w:r>
+      <w:proofErr w:type="gramEnd"/>
+      <w:r>
+        <w:rPr>
+          <w:rStyle w:val="VerbatimChar"/>
+        </w:rPr>
+        <w:t>0, I)</w:t>
       </w:r>
     </w:p>
     <w:p>
+      <w:pPr>
+        <w:pStyle w:val="Heading3"/>
+      </w:pPr>
+      <w:r>
+        <w:lastRenderedPageBreak/>
+        <w:t>1.2 Motivation: Conditional Generation and Guidance</w:t>
+      </w:r>
+    </w:p>
+    <w:p>
       <w:r>
         <w:t>While unconditional diffusion models can generate realistic images, we often want to control which class is generated. Two primary approaches have been proposed:</w:t>
       </w:r>
@@ -267,7 +424,6 @@
         <w:br/>
       </w:r>
       <w:r>
-        <w:lastRenderedPageBreak/>
         <w:br/>
         <w:t>• Classifier-Free Guidance (CFG): Inject guidance during training</w:t>
       </w:r>
@@ -342,78 +498,350 @@
     </w:p>
     <w:p>
       <w:pPr>
-        <w:pStyle w:val="Heading4"/>
-      </w:pPr>
-      <w:r>
-        <w:t>1.4.1 Foundational Work</w:t>
-      </w:r>
+        <w:pStyle w:val="Heading2"/>
+      </w:pPr>
+      <w:bookmarkStart w:id="0" w:name="literature-surveys-and-related-work"/>
+      <w:r>
+        <w:t>1.4 Literature Surveys and Related Work</w:t>
+      </w:r>
+      <w:bookmarkEnd w:id="0"/>
     </w:p>
     <w:p>
-      <w:r>
-        <w:t>Denoising Diffusion Probabilistic Models (DDPM) - Ho et al. (2020) - The foundational paper introducing diffusion models as a generative approach.</w:t>
-      </w:r>
+      <w:pPr>
+        <w:pStyle w:val="Heading3"/>
+      </w:pPr>
+      <w:bookmarkStart w:id="1" w:name="foundational-work-in-diffusion-models"/>
+      <w:r>
+        <w:t>1.4.1 Foundational Work in Diffusion Models</w:t>
+      </w:r>
+      <w:bookmarkEnd w:id="1"/>
     </w:p>
     <w:p>
-      <w:r>
-        <w:t>Diffusion Models Beat GANs on Image Synthesis - Dhariwal &amp; Nichol (2021) - Seminal work introducing architectural improvements and guidance mechanisms.</w:t>
+      <w:pPr>
+        <w:pStyle w:val="FirstParagraph"/>
+      </w:pPr>
+      <w:r>
+        <w:rPr>
+          <w:b/>
+        </w:rPr>
+        <w:t>Denoising Diffusion Probabilistic Models (DDPM)</w:t>
+      </w:r>
+      <w:r>
+        <w:t xml:space="preserve"> - Ho et al. (2020) The foundational paper that introduced diffusion models as a generative modeling approach. DDPM demonstrated that neural networks could learn to reverse a Markovian diffusion process, achieving competitive results with GANs on image generation tasks. This work established the mathematical framework and training objective that forms the basis for both CFG and CG approaches implemented in this project.</w:t>
       </w:r>
     </w:p>
     <w:p>
       <w:pPr>
-        <w:pStyle w:val="Heading4"/>
-      </w:pPr>
-      <w:r>
-        <w:t>1.4.2 Conditional Generation Techniques</w:t>
+        <w:pStyle w:val="BodyText"/>
+      </w:pPr>
+      <w:r>
+        <w:rPr>
+          <w:b/>
+        </w:rPr>
+        <w:t>Diffusion Models Beat GANs on Image Synthesis</w:t>
+      </w:r>
+      <w:r>
+        <w:t xml:space="preserve"> - Dhariwal &amp; Nichol (2021) This seminal paper directly inspired our implementation. It introduced architectural improvements (attention mechanisms, </w:t>
+      </w:r>
+      <w:proofErr w:type="spellStart"/>
+      <w:r>
+        <w:t>upsampling</w:t>
+      </w:r>
+      <w:proofErr w:type="spellEnd"/>
+      <w:r>
+        <w:t xml:space="preserve"> strategies) and demonstrated that diffusion models could surpass GANs in sample quality. Critically, this paper proposed both the conditional generation framework and introduced guidance mechanisms for controlled image synthesis, which are the core focus of our comparative analysis.</w:t>
       </w:r>
     </w:p>
     <w:p>
-      <w:r>
-        <w:t>Classifier-Free Guidance (CFG) - Ho &amp; Salimans (2021) - Introduces training with random label dropout (10%) for guidance injection.</w:t>
-      </w:r>
+      <w:pPr>
+        <w:pStyle w:val="Heading3"/>
+      </w:pPr>
+      <w:bookmarkStart w:id="2" w:name="conditional-generation-techniques"/>
+      <w:r>
+        <w:t>1.4.2 Conditional Generation Techniques</w:t>
+      </w:r>
+      <w:bookmarkEnd w:id="2"/>
     </w:p>
     <w:p>
-      <w:r>
-        <w:t>Diffusion Models with Classifier Guidance - Dhariwal &amp; Nichol (2021) - Proposes gradient-based steering using pre-trained classifier.</w:t>
+      <w:pPr>
+        <w:pStyle w:val="FirstParagraph"/>
+      </w:pPr>
+      <w:r>
+        <w:rPr>
+          <w:b/>
+        </w:rPr>
+        <w:t>Classifier-Free Guidance (CFG)</w:t>
+      </w:r>
+      <w:r>
+        <w:t xml:space="preserve"> - Ho &amp; Salimans (2021) Introduces the concept of training diffusion models with random label dropout (10%) to enable both conditional and unconditional generation from a single model. The key insight is that guidance can be injected at sampling time by blending conditional and unconditional predictions: ε̂ = ε̂_∅ + </w:t>
+      </w:r>
+      <w:proofErr w:type="gramStart"/>
+      <w:r>
+        <w:t>w(</w:t>
+      </w:r>
+      <w:proofErr w:type="spellStart"/>
+      <w:proofErr w:type="gramEnd"/>
+      <w:r>
+        <w:t>ε̂</w:t>
+      </w:r>
+      <w:r>
+        <w:rPr>
+          <w:i/>
+        </w:rPr>
+        <w:t>y</w:t>
+      </w:r>
+      <w:proofErr w:type="spellEnd"/>
+      <w:r>
+        <w:rPr>
+          <w:i/>
+        </w:rPr>
+        <w:t xml:space="preserve"> - ε̂</w:t>
+      </w:r>
+      <w:r>
+        <w:t>∅). This approach eliminates the need for a separate classifier and is shown to be more stable and efficient than gradient-based alternatives.</w:t>
       </w:r>
     </w:p>
     <w:p>
       <w:pPr>
-        <w:pStyle w:val="Heading4"/>
-      </w:pPr>
-      <w:r>
-        <w:t>1.4.3-1.4.6 Additional Foundations</w:t>
+        <w:pStyle w:val="BodyText"/>
+      </w:pPr>
+      <w:r>
+        <w:rPr>
+          <w:b/>
+        </w:rPr>
+        <w:lastRenderedPageBreak/>
+        <w:t>Diffusion Models with Classifier Guidance</w:t>
+      </w:r>
+      <w:r>
+        <w:t xml:space="preserve"> - Dhariwal &amp; Nichol (2021) Proposes an alternative guidance mechanism using the gradients of a pre-trained classifier to steer the diffusion process during sampling. The guidance signal is computed as ∇log p(</w:t>
+      </w:r>
+      <w:proofErr w:type="spellStart"/>
+      <w:r>
+        <w:t>y|x_t</w:t>
+      </w:r>
+      <w:proofErr w:type="spellEnd"/>
+      <w:r>
+        <w:t>), scaled by a guidance weight and applied to the noise prediction. While this approach offers modularity and the ability to improve the classifier independently, it introduces gradient-based steering which requires careful handling (gradient clipping) to prevent numerical instability.</w:t>
       </w:r>
     </w:p>
     <w:p>
-      <w:r>
-        <w:t>FID, Inception Score, Noise Schedules, Attention, Training Improvements - See full report for detailed literature review on evaluation metrics and modern techniques.</w:t>
-      </w:r>
+      <w:pPr>
+        <w:pStyle w:val="Heading3"/>
+      </w:pPr>
+      <w:bookmarkStart w:id="3" w:name="evaluation-metrics-and-benchmarking"/>
+      <w:r>
+        <w:t>1.4.3 Evaluation Metrics and Benchmarking</w:t>
+      </w:r>
+      <w:bookmarkEnd w:id="3"/>
     </w:p>
     <w:p>
       <w:pPr>
-        <w:pStyle w:val="Heading2"/>
-      </w:pPr>
-      <w:r>
-        <w:t>2. METHODOLOGY</w:t>
+        <w:pStyle w:val="FirstParagraph"/>
+      </w:pPr>
+      <w:r>
+        <w:rPr>
+          <w:b/>
+        </w:rPr>
+        <w:t>Fréchet Inception Distance (FID)</w:t>
+      </w:r>
+      <w:r>
+        <w:t xml:space="preserve"> - Heusel et al. (2017) A widely-used metric for evaluating the quality of generated images. FID computes the Fréchet distance between the distributions of real and generated images in the feature space of a pre-trained Inception network. Lower FID scores indicate better alignment between generated and real images. We use both pixel-level and domain-specific FID for comprehensive evaluation.</w:t>
       </w:r>
     </w:p>
     <w:p>
       <w:pPr>
-        <w:pStyle w:val="Heading3"/>
-      </w:pPr>
-      <w:r>
-        <w:t>2.1 Classifier-Free Guidance (CFG)</w:t>
+        <w:pStyle w:val="BodyText"/>
+      </w:pPr>
+      <w:r>
+        <w:rPr>
+          <w:b/>
+        </w:rPr>
+        <w:t>Inception Score (IS)</w:t>
+      </w:r>
+      <w:r>
+        <w:t xml:space="preserve"> - Salimans et al. (2016) Measures both the quality and diversity of generated samples. IS </w:t>
+      </w:r>
+      <w:proofErr w:type="spellStart"/>
+      <w:r>
+        <w:t>is</w:t>
+      </w:r>
+      <w:proofErr w:type="spellEnd"/>
+      <w:r>
+        <w:t xml:space="preserve"> computed as: IS = exp(</w:t>
+      </w:r>
+      <w:proofErr w:type="spellStart"/>
+      <w:r>
+        <w:t>E_x</w:t>
+      </w:r>
+      <w:proofErr w:type="spellEnd"/>
+      <w:r>
+        <w:t>[KL(p(</w:t>
+      </w:r>
+      <w:proofErr w:type="spellStart"/>
+      <w:r>
+        <w:t>y|x</w:t>
+      </w:r>
+      <w:proofErr w:type="spellEnd"/>
+      <w:r>
+        <w:t>) || p(y))])], where the expectation is over generated images. It combines image quality (probability of correct class) with diversity (entropy across classes). Higher IS scores indicate better generation quality and diversity.</w:t>
       </w:r>
     </w:p>
     <w:p>
       <w:pPr>
-        <w:pStyle w:val="Heading4"/>
-      </w:pPr>
-      <w:r>
-        <w:t>2.1.1 Core Concept</w:t>
-      </w:r>
+        <w:pStyle w:val="Heading3"/>
+      </w:pPr>
+      <w:bookmarkStart w:id="4" w:name="noise-schedule-and-ddpm-variants"/>
+      <w:r>
+        <w:t>1.4.4 Noise Schedule and DDPM Variants</w:t>
+      </w:r>
+      <w:bookmarkEnd w:id="4"/>
     </w:p>
     <w:p>
+      <w:pPr>
+        <w:pStyle w:val="FirstParagraph"/>
+      </w:pPr>
+      <w:r>
+        <w:rPr>
+          <w:b/>
+        </w:rPr>
+        <w:t>Noise Scheduling Strategies</w:t>
+      </w:r>
+      <w:r>
+        <w:t xml:space="preserve"> - Nichol &amp; Dhariwal (2021) The choice of noise schedule β_t significantly impacts diffusion model performance. We implement a linear schedule following DDPM (β_t = 0.0001 to 0.02), which provides stable training dynamics. Alternative schedules (cosine, quadratic) are noted in the literature but not explored in this implementation.</w:t>
+      </w:r>
+    </w:p>
+    <w:p>
+      <w:pPr>
+        <w:pStyle w:val="Heading3"/>
+      </w:pPr>
+      <w:bookmarkStart w:id="5" w:name="architectural-advances"/>
+      <w:r>
+        <w:t>1.4.5 Architectural Advances</w:t>
+      </w:r>
+      <w:bookmarkEnd w:id="5"/>
+    </w:p>
+    <w:p>
+      <w:pPr>
+        <w:pStyle w:val="FirstParagraph"/>
+      </w:pPr>
+      <w:r>
+        <w:rPr>
+          <w:b/>
+        </w:rPr>
+        <w:t>Attention in Diffusion Models</w:t>
+      </w:r>
+      <w:r>
+        <w:t xml:space="preserve"> - Dhariwal &amp; Nichol (2021) Demonstrates that adding multi-head self-attention blocks at appropriate resolutions (particularly lower resolutions) significantly improves sample quality in diffusion models. This insight is reflected in our U-Net architecture design, where attention is strategically placed to improve model capacity for class-conditional generation.</w:t>
+      </w:r>
+    </w:p>
+    <w:p>
+      <w:pPr>
+        <w:pStyle w:val="Heading3"/>
+      </w:pPr>
+      <w:bookmarkStart w:id="6" w:name="Xb755c3e7e5ee1fe9563bbdf261b024bb47316f6"/>
+      <w:r>
+        <w:t>1.4.6 Training Improvements and Modern Techniques</w:t>
+      </w:r>
+      <w:bookmarkEnd w:id="6"/>
+    </w:p>
+    <w:p>
+      <w:pPr>
+        <w:pStyle w:val="FirstParagraph"/>
+      </w:pPr>
+      <w:r>
+        <w:rPr>
+          <w:b/>
+        </w:rPr>
+        <w:t>Mixed Precision Training</w:t>
+      </w:r>
+      <w:r>
+        <w:t xml:space="preserve"> - Automatic Mixed Precision (AMP) Using automatic mixed precision (</w:t>
+      </w:r>
+      <w:proofErr w:type="spellStart"/>
+      <w:r>
+        <w:t>torch.cuda.amp</w:t>
+      </w:r>
+      <w:proofErr w:type="spellEnd"/>
+      <w:r>
+        <w:t>) provides 1.5-2× speedup in training without sacrificing convergence. This modern technique is now standard practice in deep learning and is implemented in our training pipeline.</w:t>
+      </w:r>
+    </w:p>
+    <w:p>
+      <w:pPr>
+        <w:pStyle w:val="BodyText"/>
+      </w:pPr>
+      <w:r>
+        <w:rPr>
+          <w:b/>
+        </w:rPr>
+        <w:t>Learning Rate Scheduling</w:t>
+      </w:r>
+      <w:r>
+        <w:t xml:space="preserve"> - SGDR and Cosine Annealing Cosine annealing learning rate scheduling, as demonstrated in recent diffusion model papers, helps achieve better </w:t>
+      </w:r>
+      <w:r>
+        <w:lastRenderedPageBreak/>
+        <w:t xml:space="preserve">convergence and prevents overfitting. We implement </w:t>
+      </w:r>
+      <w:proofErr w:type="spellStart"/>
+      <w:r>
+        <w:t>CosineAnnealingLR</w:t>
+      </w:r>
+      <w:proofErr w:type="spellEnd"/>
+      <w:r>
+        <w:t>, reducing the learning rate from 1e-4 to 1e-5 over the training period.</w:t>
+      </w:r>
+    </w:p>
+    <w:p>
+      <w:pPr>
+        <w:pStyle w:val="BodyText"/>
+      </w:pPr>
+      <w:r>
+        <w:rPr>
+          <w:b/>
+        </w:rPr>
+        <w:t>Gradient Clipping for Stability</w:t>
+      </w:r>
+      <w:r>
+        <w:t xml:space="preserve"> - Gradient Norm Clipping Critical for CG sampling stability. Gradient-based steering can produce unbounded gradients, especially in early timesteps with high noise. Gradient clipping (max norm 1.0 for training, value clipping to [-10, 10] for CG sampling) prevents </w:t>
+      </w:r>
+      <w:proofErr w:type="spellStart"/>
+      <w:r>
+        <w:t>NaN</w:t>
+      </w:r>
+      <w:proofErr w:type="spellEnd"/>
+      <w:r>
+        <w:t>/Inf values and ensures stable generation.</w:t>
+      </w:r>
+    </w:p>
+    <w:p>
+      <w:pPr>
+        <w:pStyle w:val="Heading2"/>
+      </w:pPr>
+      <w:r>
+        <w:t>2. METHODOLOGY</w:t>
+      </w:r>
+    </w:p>
+    <w:p>
+      <w:pPr>
+        <w:pStyle w:val="Heading3"/>
+      </w:pPr>
+      <w:r>
+        <w:t>2.1 Classifier-Free Guidance (CFG)</w:t>
+      </w:r>
+    </w:p>
+    <w:p>
+      <w:pPr>
+        <w:pStyle w:val="Heading4"/>
+      </w:pPr>
+      <w:r>
+        <w:t>2.1.1 Core Concept</w:t>
+      </w:r>
+    </w:p>
+    <w:p>
+      <w:pPr>
+        <w:pStyle w:val="SourceCode"/>
+      </w:pPr>
       <w:r>
         <w:t>CFG trains a single model to learn both conditional and unconditional denoising by randomly dropping class information during training:</w:t>
       </w:r>
@@ -433,212 +861,496 @@
       </w:r>
       <w:r>
         <w:br/>
-        <w:t>Training Objective: min_θ E_{x,y,t,ε} [||ε - ε_θ(x_t, t, y_masked)||²]</w:t>
+        <w:t xml:space="preserve">Training Objective: </w:t>
       </w:r>
     </w:p>
     <w:p>
       <w:pPr>
-        <w:pStyle w:val="Heading4"/>
-      </w:pPr>
-      <w:r>
-        <w:lastRenderedPageBreak/>
-        <w:t>2.1.2 Sampling Procedure</w:t>
+        <w:pStyle w:val="SourceCode"/>
+      </w:pPr>
+      <w:proofErr w:type="spellStart"/>
+      <w:r>
+        <w:rPr>
+          <w:rStyle w:val="VerbatimChar"/>
+        </w:rPr>
+        <w:t>min_θ</w:t>
+      </w:r>
+      <w:proofErr w:type="spellEnd"/>
+      <w:r>
+        <w:rPr>
+          <w:rStyle w:val="VerbatimChar"/>
+        </w:rPr>
+        <w:t xml:space="preserve"> E_{</w:t>
+      </w:r>
+      <w:proofErr w:type="spellStart"/>
+      <w:proofErr w:type="gramStart"/>
+      <w:r>
+        <w:rPr>
+          <w:rStyle w:val="VerbatimChar"/>
+        </w:rPr>
+        <w:t>x,y</w:t>
+      </w:r>
+      <w:proofErr w:type="gramEnd"/>
+      <w:r>
+        <w:rPr>
+          <w:rStyle w:val="VerbatimChar"/>
+        </w:rPr>
+        <w:t>,</w:t>
+      </w:r>
+      <w:proofErr w:type="gramStart"/>
+      <w:r>
+        <w:rPr>
+          <w:rStyle w:val="VerbatimChar"/>
+        </w:rPr>
+        <w:t>t,ε</w:t>
+      </w:r>
+      <w:proofErr w:type="spellEnd"/>
+      <w:proofErr w:type="gramEnd"/>
+      <w:r>
+        <w:rPr>
+          <w:rStyle w:val="VerbatimChar"/>
+        </w:rPr>
+        <w:t xml:space="preserve">} [||ε - </w:t>
+      </w:r>
+      <w:proofErr w:type="spellStart"/>
+      <w:r>
+        <w:rPr>
+          <w:rStyle w:val="VerbatimChar"/>
+        </w:rPr>
+        <w:t>ε_</w:t>
+      </w:r>
+      <w:proofErr w:type="gramStart"/>
+      <w:r>
+        <w:rPr>
+          <w:rStyle w:val="VerbatimChar"/>
+        </w:rPr>
+        <w:t>θ</w:t>
+      </w:r>
+      <w:proofErr w:type="spellEnd"/>
+      <w:r>
+        <w:rPr>
+          <w:rStyle w:val="VerbatimChar"/>
+        </w:rPr>
+        <w:t>(</w:t>
+      </w:r>
+      <w:proofErr w:type="spellStart"/>
+      <w:proofErr w:type="gramEnd"/>
+      <w:r>
+        <w:rPr>
+          <w:rStyle w:val="VerbatimChar"/>
+        </w:rPr>
+        <w:t>x_t</w:t>
+      </w:r>
+      <w:proofErr w:type="spellEnd"/>
+      <w:r>
+        <w:rPr>
+          <w:rStyle w:val="VerbatimChar"/>
+        </w:rPr>
+        <w:t xml:space="preserve">, t, </w:t>
+      </w:r>
+      <w:proofErr w:type="spellStart"/>
+      <w:r>
+        <w:rPr>
+          <w:rStyle w:val="VerbatimChar"/>
+        </w:rPr>
+        <w:t>y_</w:t>
+      </w:r>
+      <w:proofErr w:type="gramStart"/>
+      <w:r>
+        <w:rPr>
+          <w:rStyle w:val="VerbatimChar"/>
+        </w:rPr>
+        <w:t>masked</w:t>
+      </w:r>
+      <w:proofErr w:type="spellEnd"/>
+      <w:r>
+        <w:rPr>
+          <w:rStyle w:val="VerbatimChar"/>
+        </w:rPr>
+        <w:t>)|</w:t>
+      </w:r>
+      <w:proofErr w:type="gramEnd"/>
+      <w:r>
+        <w:rPr>
+          <w:rStyle w:val="VerbatimChar"/>
+        </w:rPr>
+        <w:t>|²]</w:t>
+      </w:r>
+      <w:r>
+        <w:br/>
+      </w:r>
+      <w:r>
+        <w:br/>
+      </w:r>
+      <w:r>
+        <w:rPr>
+          <w:rStyle w:val="VerbatimChar"/>
+        </w:rPr>
+        <w:t xml:space="preserve">where </w:t>
+      </w:r>
+      <w:proofErr w:type="spellStart"/>
+      <w:r>
+        <w:rPr>
+          <w:rStyle w:val="VerbatimChar"/>
+        </w:rPr>
+        <w:t>y_masked</w:t>
+      </w:r>
+      <w:proofErr w:type="spellEnd"/>
+      <w:r>
+        <w:rPr>
+          <w:rStyle w:val="VerbatimChar"/>
+        </w:rPr>
+        <w:t xml:space="preserve"> = {</w:t>
+      </w:r>
+      <w:r>
+        <w:br/>
+      </w:r>
+      <w:r>
+        <w:rPr>
+          <w:rStyle w:val="VerbatimChar"/>
+        </w:rPr>
+        <w:t xml:space="preserve">    </w:t>
+      </w:r>
+      <w:proofErr w:type="gramStart"/>
+      <w:r>
+        <w:rPr>
+          <w:rStyle w:val="VerbatimChar"/>
+        </w:rPr>
+        <w:t xml:space="preserve">y,   </w:t>
+      </w:r>
+      <w:proofErr w:type="gramEnd"/>
+      <w:r>
+        <w:rPr>
+          <w:rStyle w:val="VerbatimChar"/>
+        </w:rPr>
+        <w:t xml:space="preserve"> with probability 0.9</w:t>
+      </w:r>
+      <w:r>
+        <w:br/>
+      </w:r>
+      <w:r>
+        <w:rPr>
+          <w:rStyle w:val="VerbatimChar"/>
+        </w:rPr>
+        <w:t xml:space="preserve">    </w:t>
+      </w:r>
+      <w:proofErr w:type="gramStart"/>
+      <w:r>
+        <w:rPr>
+          <w:rStyle w:val="VerbatimChar"/>
+        </w:rPr>
+        <w:t xml:space="preserve">10,   </w:t>
+      </w:r>
+      <w:proofErr w:type="gramEnd"/>
+      <w:r>
+        <w:rPr>
+          <w:rStyle w:val="VerbatimChar"/>
+        </w:rPr>
+        <w:t>with probability 0.1</w:t>
+      </w:r>
+      <w:r>
+        <w:br/>
+      </w:r>
+      <w:r>
+        <w:rPr>
+          <w:rStyle w:val="VerbatimChar"/>
+        </w:rPr>
+        <w:t>}</w:t>
       </w:r>
     </w:p>
     <w:p>
-      <w:r>
-        <w:t>At inference, CFG blends conditional and unconditional predictions:</w:t>
-      </w:r>
-      <w:r>
-        <w:br/>
-      </w:r>
-      <w:r>
-        <w:br/>
-        <w:t>For each timestep t from 1000 to 0:</w:t>
-      </w:r>
-      <w:r>
-        <w:br/>
-        <w:t>1. ε̂_∅ = U-Net(x_t, t, null_token=10)</w:t>
-      </w:r>
-      <w:r>
-        <w:br/>
-        <w:t>2. ε̂_y = U-Net(x_t, t, target_class)</w:t>
-      </w:r>
-      <w:r>
-        <w:br/>
-        <w:t>3. ε̂ = ε̂_∅ + w(ε̂_y - ε̂_∅)  [Blending with guidance scale w=7.5]</w:t>
+      <w:pPr>
+        <w:pStyle w:val="Heading4"/>
+      </w:pPr>
+      <w:r>
+        <w:t>2</w:t>
+      </w:r>
+      <w:r>
+        <w:t>.1.2 Sampling</w:t>
+      </w:r>
+      <w:r>
+        <w:t xml:space="preserve"> Procedure</w:t>
       </w:r>
     </w:p>
     <w:p>
+      <w:pPr>
+        <w:pStyle w:val="SourceCode"/>
+      </w:pPr>
+      <w:r>
+        <w:t>At inference, CFG blends conditional and unconditional predictions:</w:t>
+      </w:r>
+      <w:r>
+        <w:br/>
+      </w:r>
+      <w:r>
+        <w:br/>
+      </w:r>
+      <w:r>
+        <w:rPr>
+          <w:rStyle w:val="VerbatimChar"/>
+        </w:rPr>
+        <w:t>For each timestep t from 1000 to 0:</w:t>
+      </w:r>
+      <w:r>
+        <w:br/>
+      </w:r>
+      <w:r>
+        <w:rPr>
+          <w:rStyle w:val="VerbatimChar"/>
+        </w:rPr>
+        <w:t xml:space="preserve">    1. Compute unconditional: ε̂_</w:t>
+      </w:r>
+      <w:r>
+        <w:rPr>
+          <w:rStyle w:val="VerbatimChar"/>
+          <w:rFonts w:ascii="Cambria Math" w:hAnsi="Cambria Math" w:cs="Cambria Math"/>
+        </w:rPr>
+        <w:t>∅</w:t>
+      </w:r>
+      <w:r>
+        <w:rPr>
+          <w:rStyle w:val="VerbatimChar"/>
+        </w:rPr>
+        <w:t xml:space="preserve"> = U-</w:t>
+      </w:r>
+      <w:proofErr w:type="gramStart"/>
+      <w:r>
+        <w:rPr>
+          <w:rStyle w:val="VerbatimChar"/>
+        </w:rPr>
+        <w:t>Net(</w:t>
+      </w:r>
+      <w:proofErr w:type="spellStart"/>
+      <w:proofErr w:type="gramEnd"/>
+      <w:r>
+        <w:rPr>
+          <w:rStyle w:val="VerbatimChar"/>
+        </w:rPr>
+        <w:t>x_t</w:t>
+      </w:r>
+      <w:proofErr w:type="spellEnd"/>
+      <w:r>
+        <w:rPr>
+          <w:rStyle w:val="VerbatimChar"/>
+        </w:rPr>
+        <w:t xml:space="preserve">, t, </w:t>
+      </w:r>
+      <w:proofErr w:type="spellStart"/>
+      <w:r>
+        <w:rPr>
+          <w:rStyle w:val="VerbatimChar"/>
+        </w:rPr>
+        <w:t>null_token</w:t>
+      </w:r>
+      <w:proofErr w:type="spellEnd"/>
+      <w:r>
+        <w:rPr>
+          <w:rStyle w:val="VerbatimChar"/>
+        </w:rPr>
+        <w:t>=10)</w:t>
+      </w:r>
+      <w:r>
+        <w:br/>
+      </w:r>
+      <w:r>
+        <w:rPr>
+          <w:rStyle w:val="VerbatimChar"/>
+        </w:rPr>
+        <w:t xml:space="preserve">    2. Compute conditional:   </w:t>
+      </w:r>
+      <w:proofErr w:type="spellStart"/>
+      <w:r>
+        <w:rPr>
+          <w:rStyle w:val="VerbatimChar"/>
+        </w:rPr>
+        <w:t>ε̂_y</w:t>
+      </w:r>
+      <w:proofErr w:type="spellEnd"/>
+      <w:r>
+        <w:rPr>
+          <w:rStyle w:val="VerbatimChar"/>
+        </w:rPr>
+        <w:t xml:space="preserve"> = U-</w:t>
+      </w:r>
+      <w:proofErr w:type="gramStart"/>
+      <w:r>
+        <w:rPr>
+          <w:rStyle w:val="VerbatimChar"/>
+        </w:rPr>
+        <w:t>Net(</w:t>
+      </w:r>
+      <w:proofErr w:type="spellStart"/>
+      <w:proofErr w:type="gramEnd"/>
+      <w:r>
+        <w:rPr>
+          <w:rStyle w:val="VerbatimChar"/>
+        </w:rPr>
+        <w:t>x_t</w:t>
+      </w:r>
+      <w:proofErr w:type="spellEnd"/>
+      <w:r>
+        <w:rPr>
+          <w:rStyle w:val="VerbatimChar"/>
+        </w:rPr>
+        <w:t xml:space="preserve">, t, </w:t>
+      </w:r>
+      <w:proofErr w:type="spellStart"/>
+      <w:r>
+        <w:rPr>
+          <w:rStyle w:val="VerbatimChar"/>
+        </w:rPr>
+        <w:t>target_class</w:t>
+      </w:r>
+      <w:proofErr w:type="spellEnd"/>
+      <w:r>
+        <w:rPr>
+          <w:rStyle w:val="VerbatimChar"/>
+        </w:rPr>
+        <w:t>)</w:t>
+      </w:r>
+      <w:r>
+        <w:br/>
+      </w:r>
+      <w:r>
+        <w:rPr>
+          <w:rStyle w:val="VerbatimChar"/>
+        </w:rPr>
+        <w:t xml:space="preserve">    3. Blend with guidance:   ε̂ = ε̂_</w:t>
+      </w:r>
+      <w:r>
+        <w:rPr>
+          <w:rStyle w:val="VerbatimChar"/>
+          <w:rFonts w:ascii="Cambria Math" w:hAnsi="Cambria Math" w:cs="Cambria Math"/>
+        </w:rPr>
+        <w:t>∅</w:t>
+      </w:r>
+      <w:r>
+        <w:rPr>
+          <w:rStyle w:val="VerbatimChar"/>
+        </w:rPr>
+        <w:t xml:space="preserve"> + </w:t>
+      </w:r>
+      <w:proofErr w:type="gramStart"/>
+      <w:r>
+        <w:rPr>
+          <w:rStyle w:val="VerbatimChar"/>
+        </w:rPr>
+        <w:t>w(</w:t>
+      </w:r>
+      <w:proofErr w:type="spellStart"/>
+      <w:proofErr w:type="gramEnd"/>
+      <w:r>
+        <w:rPr>
+          <w:rStyle w:val="VerbatimChar"/>
+          <w:rFonts w:cs="Consolas"/>
+        </w:rPr>
+        <w:t>ε̂</w:t>
+      </w:r>
+      <w:r>
+        <w:rPr>
+          <w:rStyle w:val="VerbatimChar"/>
+        </w:rPr>
+        <w:t>_y</w:t>
+      </w:r>
+      <w:proofErr w:type="spellEnd"/>
+      <w:r>
+        <w:rPr>
+          <w:rStyle w:val="VerbatimChar"/>
+        </w:rPr>
+        <w:t xml:space="preserve"> - </w:t>
+      </w:r>
+      <w:r>
+        <w:rPr>
+          <w:rStyle w:val="VerbatimChar"/>
+          <w:rFonts w:cs="Consolas"/>
+        </w:rPr>
+        <w:t>ε̂</w:t>
+      </w:r>
+      <w:r>
+        <w:rPr>
+          <w:rStyle w:val="VerbatimChar"/>
+        </w:rPr>
+        <w:t>_</w:t>
+      </w:r>
+      <w:r>
+        <w:rPr>
+          <w:rStyle w:val="VerbatimChar"/>
+          <w:rFonts w:ascii="Cambria Math" w:hAnsi="Cambria Math" w:cs="Cambria Math"/>
+        </w:rPr>
+        <w:t>∅</w:t>
+      </w:r>
+      <w:r>
+        <w:rPr>
+          <w:rStyle w:val="VerbatimChar"/>
+        </w:rPr>
+        <w:t>)</w:t>
+      </w:r>
+      <w:r>
+        <w:br/>
+      </w:r>
+      <w:r>
+        <w:rPr>
+          <w:rStyle w:val="VerbatimChar"/>
+        </w:rPr>
+        <w:t xml:space="preserve">    4. Denoise step:          x_{t-1} = </w:t>
+      </w:r>
+      <w:proofErr w:type="gramStart"/>
+      <w:r>
+        <w:rPr>
+          <w:rStyle w:val="VerbatimChar"/>
+        </w:rPr>
+        <w:t>denoise(</w:t>
+      </w:r>
+      <w:proofErr w:type="spellStart"/>
+      <w:proofErr w:type="gramEnd"/>
+      <w:r>
+        <w:rPr>
+          <w:rStyle w:val="VerbatimChar"/>
+        </w:rPr>
+        <w:t>x_t</w:t>
+      </w:r>
+      <w:proofErr w:type="spellEnd"/>
+      <w:r>
+        <w:rPr>
+          <w:rStyle w:val="VerbatimChar"/>
+        </w:rPr>
+        <w:t>, ε̂, t)</w:t>
+      </w:r>
+      <w:r>
+        <w:br/>
+      </w:r>
+      <w:r>
+        <w:rPr>
+          <w:rStyle w:val="VerbatimChar"/>
+        </w:rPr>
+        <w:t xml:space="preserve">    5. Add noise (if t &gt; 0):  x_{t-1} = x_{t-1} + </w:t>
+      </w:r>
+      <w:proofErr w:type="spellStart"/>
+      <w:r>
+        <w:rPr>
+          <w:rStyle w:val="VerbatimChar"/>
+        </w:rPr>
+        <w:t>σ_t</w:t>
+      </w:r>
+      <w:proofErr w:type="spellEnd"/>
+      <w:r>
+        <w:rPr>
+          <w:rStyle w:val="VerbatimChar"/>
+        </w:rPr>
+        <w:t xml:space="preserve"> · ξ</w:t>
+      </w:r>
+    </w:p>
+    <w:p>
       <w:r>
         <w:rPr>
           <w:noProof/>
         </w:rPr>
+        <w:lastRenderedPageBreak/>
         <w:drawing>
           <wp:inline distT="0" distB="0" distL="0" distR="0" wp14:anchorId="371589F8" wp14:editId="54997A3D">
             <wp:extent cx="5486400" cy="3474720"/>
             <wp:effectExtent l="0" t="0" r="0" b="0"/>
             <wp:docPr id="1257857913" name="Figure 2. Classifier-Free Guidance (CFG) sampling architecture. The conditional U-Net is evaluated twice per timestep (with class label y and with the null token ∅); the two noise predictions are linearly combined and fed to the standard DDPM reverse step. The same network weights are used for both passes." descr="Figure 2. Classifier-Free Guidance (CFG) sampling architecture. The conditional U-Net is evaluated twice per timestep (with class label y and with the null token ∅); the two noise predictions are linearly combined and fed to the standard DDPM reverse step. The same network weights are used for both passes." title="Figure 2. Classifier-Free Guidance (CFG) sampling architecture. The conditional U-Net is evaluated twice per timestep (with class label y and with the null token ∅); the two noise predictions are linearly combined and fed to the standard DDPM reverse step. The same network weights are used for both passes."/>
-            <wp:cNvGraphicFramePr>
-              <a:graphicFrameLocks xmlns:a="http://schemas.openxmlformats.org/drawingml/2006/main" noChangeAspect="1"/>
-            </wp:cNvGraphicFramePr>
-            <a:graphic xmlns:a="http://schemas.openxmlformats.org/drawingml/2006/main">
-              <a:graphicData uri="http://schemas.openxmlformats.org/drawingml/2006/picture">
-                <pic:pic xmlns:pic="http://schemas.openxmlformats.org/drawingml/2006/picture">
-                  <pic:nvPicPr>
-                    <pic:cNvPr id="0" name=""/>
-                    <pic:cNvPicPr>
-                      <a:picLocks noChangeAspect="1" noChangeArrowheads="1"/>
-                    </pic:cNvPicPr>
-                  </pic:nvPicPr>
-                  <pic:blipFill>
-                    <a:blip r:embed="rId6"/>
-                    <a:srcRect/>
-                    <a:stretch>
-                      <a:fillRect/>
-                    </a:stretch>
-                  </pic:blipFill>
-                  <pic:spPr bwMode="auto">
-                    <a:xfrm>
-                      <a:off x="0" y="0"/>
-                      <a:ext cx="5486400" cy="3474720"/>
-                    </a:xfrm>
-                    <a:prstGeom prst="rect">
-                      <a:avLst/>
-                    </a:prstGeom>
-                  </pic:spPr>
-                </pic:pic>
-              </a:graphicData>
-            </a:graphic>
-          </wp:inline>
-        </w:drawing>
-      </w:r>
-    </w:p>
-    <w:p>
-      <w:pPr>
-        <w:pStyle w:val="Heading4"/>
-      </w:pPr>
-      <w:r>
-        <w:t>2.1.3 Why Noise is Added During Sampling</w:t>
-      </w:r>
-    </w:p>
-    <w:p>
-      <w:r>
-        <w:t>The reverse process is inherently stochastic:</w:t>
-      </w:r>
-      <w:r>
-        <w:br/>
-        <w:t>x_{t-1} = μ_θ(x_t, t) + σ_t · ξ</w:t>
-      </w:r>
-      <w:r>
-        <w:br/>
-      </w:r>
-      <w:r>
-        <w:br/>
-        <w:t>The noise term σ_t · ξ is mathematically essential. Without it:</w:t>
-      </w:r>
-      <w:r>
-        <w:br/>
-        <w:t>• Every sampling would produce identical images</w:t>
-      </w:r>
-      <w:r>
-        <w:br/>
-        <w:t>• Loss of diversity and variation</w:t>
-      </w:r>
-      <w:r>
-        <w:br/>
-      </w:r>
-      <w:r>
-        <w:br/>
-        <w:t>With noise addition:</w:t>
-      </w:r>
-      <w:r>
-        <w:br/>
-        <w:t>• Natural diversity in generated samples</w:t>
-      </w:r>
-      <w:r>
-        <w:br/>
-        <w:t>• Matches variation in real data</w:t>
-      </w:r>
-    </w:p>
-    <w:p>
-      <w:pPr>
-        <w:pStyle w:val="Heading3"/>
-      </w:pPr>
-      <w:r>
-        <w:t>2.2 Classifier-Guided (CG)</w:t>
-      </w:r>
-    </w:p>
-    <w:p>
-      <w:pPr>
-        <w:pStyle w:val="Heading4"/>
-      </w:pPr>
-      <w:r>
-        <w:t>2.2.1 Core Concept</w:t>
-      </w:r>
-    </w:p>
-    <w:p>
-      <w:r>
-        <w:t>CG uses two separate models:</w:t>
-      </w:r>
-      <w:r>
-        <w:br/>
-        <w:t>1. Unconditional Diffusion Model (U-Net): Generic denoising</w:t>
-      </w:r>
-      <w:r>
-        <w:br/>
-      </w:r>
-      <w:r>
-        <w:lastRenderedPageBreak/>
-        <w:t>2. Noise-Aware Classifier: Classifies noisy images at any timestep</w:t>
-      </w:r>
-      <w:r>
-        <w:br/>
-      </w:r>
-      <w:r>
-        <w:br/>
-        <w:t>During sampling, the classifier's gradient steers generation toward target class.</w:t>
-      </w:r>
-    </w:p>
-    <w:p>
-      <w:pPr>
-        <w:pStyle w:val="Heading4"/>
-      </w:pPr>
-      <w:r>
-        <w:t>2.2.2 Sampling Procedure</w:t>
-      </w:r>
-    </w:p>
-    <w:p>
-      <w:r>
-        <w:t>For each timestep t:</w:t>
-      </w:r>
-      <w:r>
-        <w:br/>
-        <w:t>1. ε̂ = U-Net(x_t, t, null_token)</w:t>
-      </w:r>
-      <w:r>
-        <w:br/>
-        <w:t>2. ∇ = ∇_x_t log p(y|x_t, t)</w:t>
-      </w:r>
-      <w:r>
-        <w:br/>
-        <w:t>3. ∇ = clamp(∇, -10, 10)  [Gradient clipping]</w:t>
-      </w:r>
-      <w:r>
-        <w:br/>
-        <w:t>4. ε̂ = ε̂ - w · √(1-ᾱ_t) · ∇  [Guidance scale w=0.5]</w:t>
-      </w:r>
-    </w:p>
-    <w:p>
-      <w:r>
-        <w:rPr>
-          <w:noProof/>
-        </w:rPr>
-        <w:drawing>
-          <wp:inline distT="0" distB="0" distL="0" distR="0" wp14:anchorId="753CEE8D" wp14:editId="1EE216E8">
-            <wp:extent cx="5486400" cy="3474720"/>
-            <wp:effectExtent l="0" t="0" r="0" b="0"/>
-            <wp:docPr id="32910189" name="Figure 3. Classifier-Guided (CG) sampling architecture. The unconditional U-Net produces a noise estimate; in parallel an auxiliary CNN classifier provides ∇_x log p_φ(y|x_t), which is subtracted (scaled by s·√(1−ᾱ_t)) from the noise estimate before the DDPM reverse step." descr="Figure 3. Classifier-Guided (CG) sampling architecture. The unconditional U-Net produces a noise estimate; in parallel an auxiliary CNN classifier provides ∇_x log p_φ(y|x_t), which is subtracted (scaled by s·√(1−ᾱ_t)) from the noise estimate before the DDPM reverse step." title="Figure 3. Classifier-Guided (CG) sampling architecture. The unconditional U-Net produces a noise estimate; in parallel an auxiliary CNN classifier provides ∇_x log p_φ(y|x_t), which is subtracted (scaled by s·√(1−ᾱ_t)) from the noise estimate before the DDPM reverse step."/>
             <wp:cNvGraphicFramePr>
               <a:graphicFrameLocks xmlns:a="http://schemas.openxmlformats.org/drawingml/2006/main" noChangeAspect="1"/>
             </wp:cNvGraphicFramePr>
@@ -676,18 +1388,107 @@
     </w:p>
     <w:p>
       <w:pPr>
-        <w:pStyle w:val="Heading2"/>
-      </w:pPr>
-      <w:r>
-        <w:t>3. IMPLEMENTATION</w:t>
+        <w:pStyle w:val="FirstParagraph"/>
+      </w:pPr>
+      <w:r>
+        <w:rPr>
+          <w:b/>
+        </w:rPr>
+        <w:t>Guidance Scale (w):</w:t>
+      </w:r>
+      <w:r>
+        <w:t xml:space="preserve"> - w = 1.0: Pure unconditional (no guidance) - w = 7.5: Optimal balance (recommended) - w &gt; 7.5: Stronger guidance, less diverse</w:t>
       </w:r>
     </w:p>
     <w:p>
       <w:pPr>
-        <w:pStyle w:val="Heading3"/>
-      </w:pPr>
-      <w:r>
-        <w:t>3.1 Architecture: U-Net for Diffusion</w:t>
+        <w:pStyle w:val="BodyText"/>
+      </w:pPr>
+      <w:r>
+        <w:rPr>
+          <w:b/>
+        </w:rPr>
+        <w:t>Why This Works:</w:t>
+      </w:r>
+      <w:r>
+        <w:t xml:space="preserve"> The linear interpolation </w:t>
+      </w:r>
+      <w:r>
+        <w:rPr>
+          <w:rStyle w:val="VerbatimChar"/>
+        </w:rPr>
+        <w:t>ε̂ = ε̂_</w:t>
+      </w:r>
+      <w:r>
+        <w:rPr>
+          <w:rStyle w:val="VerbatimChar"/>
+          <w:rFonts w:ascii="Cambria Math" w:hAnsi="Cambria Math" w:cs="Cambria Math"/>
+        </w:rPr>
+        <w:t>∅</w:t>
+      </w:r>
+      <w:r>
+        <w:rPr>
+          <w:rStyle w:val="VerbatimChar"/>
+        </w:rPr>
+        <w:t xml:space="preserve"> + </w:t>
+      </w:r>
+      <w:proofErr w:type="gramStart"/>
+      <w:r>
+        <w:rPr>
+          <w:rStyle w:val="VerbatimChar"/>
+        </w:rPr>
+        <w:t>w(</w:t>
+      </w:r>
+      <w:proofErr w:type="spellStart"/>
+      <w:proofErr w:type="gramEnd"/>
+      <w:r>
+        <w:rPr>
+          <w:rStyle w:val="VerbatimChar"/>
+          <w:rFonts w:cs="Consolas"/>
+        </w:rPr>
+        <w:t>ε̂</w:t>
+      </w:r>
+      <w:r>
+        <w:rPr>
+          <w:rStyle w:val="VerbatimChar"/>
+        </w:rPr>
+        <w:t>_y</w:t>
+      </w:r>
+      <w:proofErr w:type="spellEnd"/>
+      <w:r>
+        <w:rPr>
+          <w:rStyle w:val="VerbatimChar"/>
+        </w:rPr>
+        <w:t xml:space="preserve"> - </w:t>
+      </w:r>
+      <w:r>
+        <w:rPr>
+          <w:rStyle w:val="VerbatimChar"/>
+          <w:rFonts w:cs="Consolas"/>
+        </w:rPr>
+        <w:t>ε̂</w:t>
+      </w:r>
+      <w:r>
+        <w:rPr>
+          <w:rStyle w:val="VerbatimChar"/>
+        </w:rPr>
+        <w:t>_</w:t>
+      </w:r>
+      <w:r>
+        <w:rPr>
+          <w:rStyle w:val="VerbatimChar"/>
+          <w:rFonts w:ascii="Cambria Math" w:hAnsi="Cambria Math" w:cs="Cambria Math"/>
+        </w:rPr>
+        <w:t>∅</w:t>
+      </w:r>
+      <w:r>
+        <w:rPr>
+          <w:rStyle w:val="VerbatimChar"/>
+        </w:rPr>
+        <w:t>)</w:t>
+      </w:r>
+      <w:r>
+        <w:t xml:space="preserve"> blends two bounded predictions, ensuring numerical stability.</w:t>
       </w:r>
     </w:p>
     <w:p>
@@ -695,11 +1496,1097 @@
         <w:pStyle w:val="Heading4"/>
       </w:pPr>
       <w:r>
-        <w:t>3.1.1 Overall Architecture</w:t>
+        <w:t>2.1.3 Why Noise is Added During Sampling</w:t>
       </w:r>
     </w:p>
     <w:p>
       <w:r>
+        <w:t>The reverse process is inherently stochastic:</w:t>
+      </w:r>
+      <w:r>
+        <w:br/>
+      </w:r>
+      <w:r>
+        <w:rPr>
+          <w:rStyle w:val="VerbatimChar"/>
+        </w:rPr>
+        <w:t xml:space="preserve">x_{t-1} = </w:t>
+      </w:r>
+      <w:proofErr w:type="spellStart"/>
+      <w:r>
+        <w:rPr>
+          <w:rStyle w:val="VerbatimChar"/>
+        </w:rPr>
+        <w:t>μ_θ</w:t>
+      </w:r>
+      <w:proofErr w:type="spellEnd"/>
+      <w:r>
+        <w:rPr>
+          <w:rStyle w:val="VerbatimChar"/>
+        </w:rPr>
+        <w:t>(</w:t>
+      </w:r>
+      <w:proofErr w:type="spellStart"/>
+      <w:r>
+        <w:rPr>
+          <w:rStyle w:val="VerbatimChar"/>
+        </w:rPr>
+        <w:t>x_t</w:t>
+      </w:r>
+      <w:proofErr w:type="spellEnd"/>
+      <w:r>
+        <w:rPr>
+          <w:rStyle w:val="VerbatimChar"/>
+        </w:rPr>
+        <w:t xml:space="preserve">, t) + </w:t>
+      </w:r>
+      <w:proofErr w:type="spellStart"/>
+      <w:r>
+        <w:rPr>
+          <w:rStyle w:val="VerbatimChar"/>
+        </w:rPr>
+        <w:t>σ_t</w:t>
+      </w:r>
+      <w:proofErr w:type="spellEnd"/>
+      <w:r>
+        <w:rPr>
+          <w:rStyle w:val="VerbatimChar"/>
+        </w:rPr>
+        <w:t xml:space="preserve"> · ξ</w:t>
+      </w:r>
+      <w:r>
+        <w:br/>
+      </w:r>
+      <w:r>
+        <w:br/>
+      </w:r>
+      <w:r>
+        <w:rPr>
+          <w:rStyle w:val="VerbatimChar"/>
+        </w:rPr>
+        <w:t>where:</w:t>
+      </w:r>
+      <w:r>
+        <w:br/>
+      </w:r>
+      <w:r>
+        <w:rPr>
+          <w:rStyle w:val="VerbatimChar"/>
+        </w:rPr>
+        <w:t xml:space="preserve">- </w:t>
+      </w:r>
+      <w:proofErr w:type="spellStart"/>
+      <w:r>
+        <w:rPr>
+          <w:rStyle w:val="VerbatimChar"/>
+        </w:rPr>
+        <w:t>μ_θ</w:t>
+      </w:r>
+      <w:proofErr w:type="spellEnd"/>
+      <w:r>
+        <w:rPr>
+          <w:rStyle w:val="VerbatimChar"/>
+        </w:rPr>
+        <w:t>(</w:t>
+      </w:r>
+      <w:proofErr w:type="spellStart"/>
+      <w:r>
+        <w:rPr>
+          <w:rStyle w:val="VerbatimChar"/>
+        </w:rPr>
+        <w:t>x_t</w:t>
+      </w:r>
+      <w:proofErr w:type="spellEnd"/>
+      <w:r>
+        <w:rPr>
+          <w:rStyle w:val="VerbatimChar"/>
+        </w:rPr>
+        <w:t>, t) = predicted mean (what the model computes)</w:t>
+      </w:r>
+      <w:r>
+        <w:br/>
+      </w:r>
+      <w:r>
+        <w:rPr>
+          <w:rStyle w:val="VerbatimChar"/>
+        </w:rPr>
+        <w:t xml:space="preserve">- </w:t>
+      </w:r>
+      <w:proofErr w:type="spellStart"/>
+      <w:r>
+        <w:rPr>
+          <w:rStyle w:val="VerbatimChar"/>
+        </w:rPr>
+        <w:t>σ_t</w:t>
+      </w:r>
+      <w:proofErr w:type="spellEnd"/>
+      <w:r>
+        <w:rPr>
+          <w:rStyle w:val="VerbatimChar"/>
+        </w:rPr>
+        <w:t xml:space="preserve"> = variance schedule (depends on timestep)</w:t>
+      </w:r>
+      <w:r>
+        <w:br/>
+      </w:r>
+      <w:r>
+        <w:rPr>
+          <w:rStyle w:val="VerbatimChar"/>
+        </w:rPr>
+        <w:t>- ξ = random Gaussian noise N(0, I)</w:t>
+      </w:r>
+      <w:r>
+        <w:br/>
+      </w:r>
+      <w:r>
+        <w:br/>
+        <w:t xml:space="preserve">The noise term </w:t>
+      </w:r>
+      <w:proofErr w:type="spellStart"/>
+      <w:r>
+        <w:t>σ_t</w:t>
+      </w:r>
+      <w:proofErr w:type="spellEnd"/>
+      <w:r>
+        <w:t xml:space="preserve"> · ξ is mathematically essential. Without it:</w:t>
+      </w:r>
+      <w:r>
+        <w:br/>
+        <w:t>• Every sampling would produce identical images</w:t>
+      </w:r>
+      <w:r>
+        <w:br/>
+        <w:t>• Loss of diversity and variation</w:t>
+      </w:r>
+      <w:r>
+        <w:br/>
+      </w:r>
+      <w:r>
+        <w:br/>
+        <w:t>With noise addition:</w:t>
+      </w:r>
+      <w:r>
+        <w:br/>
+        <w:t>• Natural diversity in generated samples</w:t>
+      </w:r>
+      <w:r>
+        <w:br/>
+        <w:t>• Matches variation in real data</w:t>
+      </w:r>
+    </w:p>
+    <w:p/>
+    <w:p>
+      <w:pPr>
+        <w:pStyle w:val="BodyText"/>
+      </w:pPr>
+      <w:r>
+        <w:rPr>
+          <w:b/>
+        </w:rPr>
+        <w:lastRenderedPageBreak/>
+        <w:t>Example:</w:t>
+      </w:r>
+    </w:p>
+    <w:p>
+      <w:pPr>
+        <w:pStyle w:val="BodyText"/>
+      </w:pPr>
+      <w:r>
+        <w:t>Without noise (deterministic):</w:t>
+      </w:r>
+    </w:p>
+    <w:p>
+      <w:pPr>
+        <w:pStyle w:val="SourceCode"/>
+      </w:pPr>
+      <w:r>
+        <w:rPr>
+          <w:rStyle w:val="VerbatimChar"/>
+        </w:rPr>
+        <w:t>Input noise → Model → Same output every time</w:t>
+      </w:r>
+      <w:r>
+        <w:br/>
+      </w:r>
+      <w:r>
+        <w:rPr>
+          <w:rStyle w:val="VerbatimChar"/>
+        </w:rPr>
+        <w:t xml:space="preserve">                     ↓</w:t>
+      </w:r>
+      <w:r>
+        <w:br/>
+      </w:r>
+      <w:r>
+        <w:rPr>
+          <w:rStyle w:val="VerbatimChar"/>
+        </w:rPr>
+        <w:t xml:space="preserve">                     Always generate: [9, 9, 9, 9, 9]</w:t>
+      </w:r>
+    </w:p>
+    <w:p>
+      <w:pPr>
+        <w:pStyle w:val="FirstParagraph"/>
+      </w:pPr>
+      <w:r>
+        <w:t>With noise (stochastic):</w:t>
+      </w:r>
+    </w:p>
+    <w:p>
+      <w:pPr>
+        <w:pStyle w:val="SourceCode"/>
+      </w:pPr>
+      <w:r>
+        <w:rPr>
+          <w:rStyle w:val="VerbatimChar"/>
+        </w:rPr>
+        <w:t>Input noise + Random noise → Model → Different outputs each time</w:t>
+      </w:r>
+      <w:r>
+        <w:br/>
+      </w:r>
+      <w:r>
+        <w:rPr>
+          <w:rStyle w:val="VerbatimChar"/>
+        </w:rPr>
+        <w:t xml:space="preserve">                                    ↓</w:t>
+      </w:r>
+      <w:r>
+        <w:br/>
+      </w:r>
+      <w:r>
+        <w:rPr>
+          <w:rStyle w:val="VerbatimChar"/>
+        </w:rPr>
+        <w:t xml:space="preserve">                                    Generate: [5, 5, 3, 5, 5] (varied, correct class)</w:t>
+      </w:r>
+    </w:p>
+    <w:p>
+      <w:pPr>
+        <w:pStyle w:val="Heading3"/>
+      </w:pPr>
+      <w:r>
+        <w:t>2.2 Classifier-Guided (CG)</w:t>
+      </w:r>
+    </w:p>
+    <w:p>
+      <w:pPr>
+        <w:pStyle w:val="Heading4"/>
+      </w:pPr>
+      <w:r>
+        <w:t>2.2.1 Core Concept</w:t>
+      </w:r>
+    </w:p>
+    <w:p>
+      <w:r>
+        <w:t>CG uses two separate models:</w:t>
+      </w:r>
+      <w:r>
+        <w:br/>
+        <w:t>1. Unconditional Diffusion Model (U-Net): Generic denoising</w:t>
+      </w:r>
+    </w:p>
+    <w:p>
+      <w:pPr>
+        <w:pStyle w:val="SourceCode"/>
+      </w:pPr>
+      <w:r>
+        <w:rPr>
+          <w:rStyle w:val="VerbatimChar"/>
+        </w:rPr>
+        <w:t>Training Objective:</w:t>
+      </w:r>
+      <w:r>
+        <w:br/>
+      </w:r>
+      <w:proofErr w:type="spellStart"/>
+      <w:r>
+        <w:rPr>
+          <w:rStyle w:val="VerbatimChar"/>
+        </w:rPr>
+        <w:t>min_θ</w:t>
+      </w:r>
+      <w:proofErr w:type="spellEnd"/>
+      <w:r>
+        <w:rPr>
+          <w:rStyle w:val="VerbatimChar"/>
+        </w:rPr>
+        <w:t xml:space="preserve"> E_{</w:t>
+      </w:r>
+      <w:proofErr w:type="spellStart"/>
+      <w:proofErr w:type="gramStart"/>
+      <w:r>
+        <w:rPr>
+          <w:rStyle w:val="VerbatimChar"/>
+        </w:rPr>
+        <w:t>x,t</w:t>
+      </w:r>
+      <w:proofErr w:type="gramEnd"/>
+      <w:r>
+        <w:rPr>
+          <w:rStyle w:val="VerbatimChar"/>
+        </w:rPr>
+        <w:t>,ε</w:t>
+      </w:r>
+      <w:proofErr w:type="spellEnd"/>
+      <w:r>
+        <w:rPr>
+          <w:rStyle w:val="VerbatimChar"/>
+        </w:rPr>
+        <w:t xml:space="preserve">} [||ε - </w:t>
+      </w:r>
+      <w:proofErr w:type="spellStart"/>
+      <w:r>
+        <w:rPr>
+          <w:rStyle w:val="VerbatimChar"/>
+        </w:rPr>
+        <w:t>ε_</w:t>
+      </w:r>
+      <w:proofErr w:type="gramStart"/>
+      <w:r>
+        <w:rPr>
+          <w:rStyle w:val="VerbatimChar"/>
+        </w:rPr>
+        <w:t>θ</w:t>
+      </w:r>
+      <w:proofErr w:type="spellEnd"/>
+      <w:r>
+        <w:rPr>
+          <w:rStyle w:val="VerbatimChar"/>
+        </w:rPr>
+        <w:t>(</w:t>
+      </w:r>
+      <w:proofErr w:type="spellStart"/>
+      <w:proofErr w:type="gramEnd"/>
+      <w:r>
+        <w:rPr>
+          <w:rStyle w:val="VerbatimChar"/>
+        </w:rPr>
+        <w:t>x_t</w:t>
+      </w:r>
+      <w:proofErr w:type="spellEnd"/>
+      <w:r>
+        <w:rPr>
+          <w:rStyle w:val="VerbatimChar"/>
+        </w:rPr>
+        <w:t xml:space="preserve">, t, </w:t>
+      </w:r>
+      <w:proofErr w:type="spellStart"/>
+      <w:r>
+        <w:rPr>
+          <w:rStyle w:val="VerbatimChar"/>
+        </w:rPr>
+        <w:t>null_</w:t>
+      </w:r>
+      <w:proofErr w:type="gramStart"/>
+      <w:r>
+        <w:rPr>
+          <w:rStyle w:val="VerbatimChar"/>
+        </w:rPr>
+        <w:t>token</w:t>
+      </w:r>
+      <w:proofErr w:type="spellEnd"/>
+      <w:r>
+        <w:rPr>
+          <w:rStyle w:val="VerbatimChar"/>
+        </w:rPr>
+        <w:t>)|</w:t>
+      </w:r>
+      <w:proofErr w:type="gramEnd"/>
+      <w:r>
+        <w:rPr>
+          <w:rStyle w:val="VerbatimChar"/>
+        </w:rPr>
+        <w:t>|²]</w:t>
+      </w:r>
+    </w:p>
+    <w:p>
+      <w:pPr>
+        <w:pStyle w:val="FirstParagraph"/>
+      </w:pPr>
+      <w:r>
+        <w:t>The U-Net receives no class information, learns pure denoising.</w:t>
+      </w:r>
+    </w:p>
+    <w:p>
+      <w:pPr>
+        <w:pStyle w:val="FirstParagraph"/>
+      </w:pPr>
+      <w:r>
+        <w:br/>
+        <w:t>2. Noise-Aware Classifier: Classifies noisy images at any timestep</w:t>
+      </w:r>
+    </w:p>
+    <w:p>
+      <w:pPr>
+        <w:pStyle w:val="SourceCode"/>
+      </w:pPr>
+      <w:r>
+        <w:rPr>
+          <w:rStyle w:val="VerbatimChar"/>
+        </w:rPr>
+        <w:t>Training Objective:</w:t>
+      </w:r>
+      <w:r>
+        <w:br/>
+      </w:r>
+      <w:proofErr w:type="spellStart"/>
+      <w:r>
+        <w:rPr>
+          <w:rStyle w:val="VerbatimChar"/>
+        </w:rPr>
+        <w:t>min_φ</w:t>
+      </w:r>
+      <w:proofErr w:type="spellEnd"/>
+      <w:r>
+        <w:rPr>
+          <w:rStyle w:val="VerbatimChar"/>
+        </w:rPr>
+        <w:t xml:space="preserve"> E_{</w:t>
+      </w:r>
+      <w:proofErr w:type="spellStart"/>
+      <w:r>
+        <w:rPr>
+          <w:rStyle w:val="VerbatimChar"/>
+        </w:rPr>
+        <w:t>x_</w:t>
+      </w:r>
+      <w:proofErr w:type="gramStart"/>
+      <w:r>
+        <w:rPr>
+          <w:rStyle w:val="VerbatimChar"/>
+        </w:rPr>
+        <w:t>t,y</w:t>
+      </w:r>
+      <w:proofErr w:type="gramEnd"/>
+      <w:r>
+        <w:rPr>
+          <w:rStyle w:val="VerbatimChar"/>
+        </w:rPr>
+        <w:t>,t</w:t>
+      </w:r>
+      <w:proofErr w:type="spellEnd"/>
+      <w:r>
+        <w:rPr>
+          <w:rStyle w:val="VerbatimChar"/>
+        </w:rPr>
+        <w:t>} [</w:t>
+      </w:r>
+      <w:proofErr w:type="gramStart"/>
+      <w:r>
+        <w:rPr>
+          <w:rStyle w:val="VerbatimChar"/>
+        </w:rPr>
+        <w:t>CE(φ(</w:t>
+      </w:r>
+      <w:proofErr w:type="spellStart"/>
+      <w:proofErr w:type="gramEnd"/>
+      <w:r>
+        <w:rPr>
+          <w:rStyle w:val="VerbatimChar"/>
+        </w:rPr>
+        <w:t>x_t</w:t>
+      </w:r>
+      <w:proofErr w:type="spellEnd"/>
+      <w:r>
+        <w:rPr>
+          <w:rStyle w:val="VerbatimChar"/>
+        </w:rPr>
+        <w:t>, t), y)]</w:t>
+      </w:r>
+    </w:p>
+    <w:p>
+      <w:pPr>
+        <w:pStyle w:val="FirstParagraph"/>
+      </w:pPr>
+      <w:r>
+        <w:t>Critical: The classifier is trained with timestep conditioning, so it understands noise levels.</w:t>
+      </w:r>
+      <w:r>
+        <w:br/>
+      </w:r>
+      <w:r>
+        <w:br/>
+        <w:t>During sampling, the classifier's gradient steers generation toward target class.</w:t>
+      </w:r>
+    </w:p>
+    <w:p>
+      <w:pPr>
+        <w:pStyle w:val="Heading4"/>
+      </w:pPr>
+      <w:r>
+        <w:t>2.2.2 Sampling Procedure</w:t>
+      </w:r>
+    </w:p>
+    <w:p>
+      <w:pPr>
+        <w:pStyle w:val="SourceCode"/>
+        <w:rPr>
+          <w:rStyle w:val="VerbatimChar"/>
+        </w:rPr>
+      </w:pPr>
+      <w:r>
+        <w:rPr>
+          <w:rStyle w:val="VerbatimChar"/>
+        </w:rPr>
+        <w:t>For each timestep t from 1000 to 0:</w:t>
+      </w:r>
+      <w:r>
+        <w:br/>
+      </w:r>
+      <w:r>
+        <w:rPr>
+          <w:rStyle w:val="VerbatimChar"/>
+        </w:rPr>
+        <w:t xml:space="preserve">    1. Unconditional prediction:  ε̂ = U-</w:t>
+      </w:r>
+      <w:proofErr w:type="gramStart"/>
+      <w:r>
+        <w:rPr>
+          <w:rStyle w:val="VerbatimChar"/>
+        </w:rPr>
+        <w:t>Net(</w:t>
+      </w:r>
+      <w:proofErr w:type="spellStart"/>
+      <w:proofErr w:type="gramEnd"/>
+      <w:r>
+        <w:rPr>
+          <w:rStyle w:val="VerbatimChar"/>
+        </w:rPr>
+        <w:t>x_t</w:t>
+      </w:r>
+      <w:proofErr w:type="spellEnd"/>
+      <w:r>
+        <w:rPr>
+          <w:rStyle w:val="VerbatimChar"/>
+        </w:rPr>
+        <w:t xml:space="preserve">, t, </w:t>
+      </w:r>
+      <w:proofErr w:type="spellStart"/>
+      <w:r>
+        <w:rPr>
+          <w:rStyle w:val="VerbatimChar"/>
+        </w:rPr>
+        <w:t>null_token</w:t>
+      </w:r>
+      <w:proofErr w:type="spellEnd"/>
+      <w:r>
+        <w:rPr>
+          <w:rStyle w:val="VerbatimChar"/>
+        </w:rPr>
+        <w:t>)</w:t>
+      </w:r>
+      <w:r>
+        <w:br/>
+      </w:r>
+      <w:r>
+        <w:rPr>
+          <w:rStyle w:val="VerbatimChar"/>
+        </w:rPr>
+        <w:t xml:space="preserve">    </w:t>
+      </w:r>
+      <w:r>
+        <w:br/>
+      </w:r>
+      <w:r>
+        <w:rPr>
+          <w:rStyle w:val="VerbatimChar"/>
+        </w:rPr>
+        <w:t xml:space="preserve">    2. Compute classifier gradient:</w:t>
+      </w:r>
+      <w:r>
+        <w:br/>
+      </w:r>
+      <w:r>
+        <w:rPr>
+          <w:rStyle w:val="VerbatimChar"/>
+        </w:rPr>
+        <w:t xml:space="preserve">       </w:t>
+      </w:r>
+      <w:proofErr w:type="spellStart"/>
+      <w:r>
+        <w:rPr>
+          <w:rStyle w:val="VerbatimChar"/>
+        </w:rPr>
+        <w:t>x_t_grad</w:t>
+      </w:r>
+      <w:proofErr w:type="spellEnd"/>
+      <w:r>
+        <w:rPr>
+          <w:rStyle w:val="VerbatimChar"/>
+        </w:rPr>
+        <w:t xml:space="preserve"> = </w:t>
+      </w:r>
+      <w:proofErr w:type="spellStart"/>
+      <w:r>
+        <w:rPr>
+          <w:rStyle w:val="VerbatimChar"/>
+        </w:rPr>
+        <w:t>x_t</w:t>
+      </w:r>
+      <w:proofErr w:type="spellEnd"/>
+      <w:r>
+        <w:rPr>
+          <w:rStyle w:val="VerbatimChar"/>
+        </w:rPr>
+        <w:t xml:space="preserve"> with </w:t>
+      </w:r>
+      <w:proofErr w:type="spellStart"/>
+      <w:r>
+        <w:rPr>
+          <w:rStyle w:val="VerbatimChar"/>
+        </w:rPr>
+        <w:t>requires_grad</w:t>
+      </w:r>
+      <w:proofErr w:type="spellEnd"/>
+      <w:r>
+        <w:rPr>
+          <w:rStyle w:val="VerbatimChar"/>
+        </w:rPr>
+        <w:t>=True</w:t>
+      </w:r>
+      <w:r>
+        <w:br/>
+      </w:r>
+      <w:r>
+        <w:rPr>
+          <w:rStyle w:val="VerbatimChar"/>
+        </w:rPr>
+        <w:t xml:space="preserve">       </w:t>
+      </w:r>
+      <w:proofErr w:type="spellStart"/>
+      <w:r>
+        <w:rPr>
+          <w:rStyle w:val="VerbatimChar"/>
+        </w:rPr>
+        <w:t>log_probs</w:t>
+      </w:r>
+      <w:proofErr w:type="spellEnd"/>
+      <w:r>
+        <w:rPr>
+          <w:rStyle w:val="VerbatimChar"/>
+        </w:rPr>
+        <w:t xml:space="preserve"> = </w:t>
+      </w:r>
+      <w:proofErr w:type="spellStart"/>
+      <w:r>
+        <w:rPr>
+          <w:rStyle w:val="VerbatimChar"/>
+        </w:rPr>
+        <w:t>log_</w:t>
+      </w:r>
+      <w:proofErr w:type="gramStart"/>
+      <w:r>
+        <w:rPr>
+          <w:rStyle w:val="VerbatimChar"/>
+        </w:rPr>
+        <w:t>softmax</w:t>
+      </w:r>
+      <w:proofErr w:type="spellEnd"/>
+      <w:r>
+        <w:rPr>
+          <w:rStyle w:val="VerbatimChar"/>
+        </w:rPr>
+        <w:t>(Classifier(</w:t>
+      </w:r>
+      <w:proofErr w:type="spellStart"/>
+      <w:proofErr w:type="gramEnd"/>
+      <w:r>
+        <w:rPr>
+          <w:rStyle w:val="VerbatimChar"/>
+        </w:rPr>
+        <w:t>x_t_grad</w:t>
+      </w:r>
+      <w:proofErr w:type="spellEnd"/>
+      <w:r>
+        <w:rPr>
+          <w:rStyle w:val="VerbatimChar"/>
+        </w:rPr>
+        <w:t>, t))</w:t>
+      </w:r>
+      <w:r>
+        <w:br/>
+      </w:r>
+      <w:r>
+        <w:rPr>
+          <w:rStyle w:val="VerbatimChar"/>
+        </w:rPr>
+        <w:t xml:space="preserve">       </w:t>
+      </w:r>
+      <w:proofErr w:type="spellStart"/>
+      <w:r>
+        <w:rPr>
+          <w:rStyle w:val="VerbatimChar"/>
+        </w:rPr>
+        <w:t>class_prob</w:t>
+      </w:r>
+      <w:proofErr w:type="spellEnd"/>
+      <w:r>
+        <w:rPr>
+          <w:rStyle w:val="VerbatimChar"/>
+        </w:rPr>
+        <w:t xml:space="preserve"> = </w:t>
+      </w:r>
+      <w:proofErr w:type="spellStart"/>
+      <w:r>
+        <w:rPr>
+          <w:rStyle w:val="VerbatimChar"/>
+        </w:rPr>
+        <w:t>log_probs</w:t>
+      </w:r>
+      <w:proofErr w:type="spellEnd"/>
+      <w:r>
+        <w:rPr>
+          <w:rStyle w:val="VerbatimChar"/>
+        </w:rPr>
+        <w:t>[</w:t>
+      </w:r>
+      <w:proofErr w:type="spellStart"/>
+      <w:r>
+        <w:rPr>
+          <w:rStyle w:val="VerbatimChar"/>
+        </w:rPr>
+        <w:t>target_class</w:t>
+      </w:r>
+      <w:proofErr w:type="spellEnd"/>
+      <w:proofErr w:type="gramStart"/>
+      <w:r>
+        <w:rPr>
+          <w:rStyle w:val="VerbatimChar"/>
+        </w:rPr>
+        <w:t>].sum</w:t>
+      </w:r>
+      <w:proofErr w:type="gramEnd"/>
+      <w:r>
+        <w:rPr>
+          <w:rStyle w:val="VerbatimChar"/>
+        </w:rPr>
+        <w:t>()</w:t>
+      </w:r>
+      <w:r>
+        <w:br/>
+      </w:r>
+      <w:r>
+        <w:rPr>
+          <w:rStyle w:val="VerbatimChar"/>
+        </w:rPr>
+        <w:t xml:space="preserve">       </w:t>
+      </w:r>
+      <w:r>
+        <w:rPr>
+          <w:rStyle w:val="VerbatimChar"/>
+          <w:rFonts w:ascii="Cambria Math" w:hAnsi="Cambria Math" w:cs="Cambria Math"/>
+        </w:rPr>
+        <w:t>∇</w:t>
+      </w:r>
+      <w:r>
+        <w:rPr>
+          <w:rStyle w:val="VerbatimChar"/>
+        </w:rPr>
+        <w:t xml:space="preserve"> = </w:t>
+      </w:r>
+      <w:r>
+        <w:rPr>
+          <w:rStyle w:val="VerbatimChar"/>
+          <w:rFonts w:cs="Consolas"/>
+        </w:rPr>
+        <w:t>∂</w:t>
+      </w:r>
+      <w:r>
+        <w:rPr>
+          <w:rStyle w:val="VerbatimChar"/>
+        </w:rPr>
+        <w:t>(</w:t>
+      </w:r>
+      <w:proofErr w:type="spellStart"/>
+      <w:r>
+        <w:rPr>
+          <w:rStyle w:val="VerbatimChar"/>
+        </w:rPr>
+        <w:t>class_prob</w:t>
+      </w:r>
+      <w:proofErr w:type="spellEnd"/>
+      <w:r>
+        <w:rPr>
+          <w:rStyle w:val="VerbatimChar"/>
+        </w:rPr>
+        <w:t xml:space="preserve">) / </w:t>
+      </w:r>
+      <w:r>
+        <w:rPr>
+          <w:rStyle w:val="VerbatimChar"/>
+          <w:rFonts w:cs="Consolas"/>
+        </w:rPr>
+        <w:t>∂</w:t>
+      </w:r>
+      <w:r>
+        <w:rPr>
+          <w:rStyle w:val="VerbatimChar"/>
+        </w:rPr>
+        <w:t>(</w:t>
+      </w:r>
+      <w:proofErr w:type="spellStart"/>
+      <w:r>
+        <w:rPr>
+          <w:rStyle w:val="VerbatimChar"/>
+        </w:rPr>
+        <w:t>x_t</w:t>
+      </w:r>
+      <w:proofErr w:type="spellEnd"/>
+      <w:r>
+        <w:rPr>
+          <w:rStyle w:val="VerbatimChar"/>
+        </w:rPr>
+        <w:t>)</w:t>
+      </w:r>
+      <w:r>
+        <w:br/>
+      </w:r>
+      <w:r>
+        <w:rPr>
+          <w:rStyle w:val="VerbatimChar"/>
+        </w:rPr>
+        <w:t xml:space="preserve">    </w:t>
+      </w:r>
+      <w:r>
+        <w:br/>
+      </w:r>
+      <w:r>
+        <w:rPr>
+          <w:rStyle w:val="VerbatimChar"/>
+        </w:rPr>
+        <w:t xml:space="preserve">    3. Clip gradient (critical!):  </w:t>
+      </w:r>
+      <w:r>
+        <w:rPr>
+          <w:rStyle w:val="VerbatimChar"/>
+          <w:rFonts w:ascii="Cambria Math" w:hAnsi="Cambria Math" w:cs="Cambria Math"/>
+        </w:rPr>
+        <w:t>∇</w:t>
+      </w:r>
+      <w:r>
+        <w:rPr>
+          <w:rStyle w:val="VerbatimChar"/>
+        </w:rPr>
+        <w:t xml:space="preserve"> = </w:t>
+      </w:r>
+      <w:proofErr w:type="gramStart"/>
+      <w:r>
+        <w:rPr>
+          <w:rStyle w:val="VerbatimChar"/>
+        </w:rPr>
+        <w:t>clamp(</w:t>
+      </w:r>
+      <w:proofErr w:type="gramEnd"/>
+      <w:r>
+        <w:rPr>
+          <w:rStyle w:val="VerbatimChar"/>
+          <w:rFonts w:ascii="Cambria Math" w:hAnsi="Cambria Math" w:cs="Cambria Math"/>
+        </w:rPr>
+        <w:t>∇</w:t>
+      </w:r>
+      <w:r>
+        <w:rPr>
+          <w:rStyle w:val="VerbatimChar"/>
+        </w:rPr>
+        <w:t>, -10.0, 10.0)</w:t>
+      </w:r>
+      <w:r>
+        <w:br/>
+      </w:r>
+      <w:r>
+        <w:rPr>
+          <w:rStyle w:val="VerbatimChar"/>
+        </w:rPr>
+        <w:t xml:space="preserve">    </w:t>
+      </w:r>
+      <w:r>
+        <w:br/>
+      </w:r>
+      <w:r>
+        <w:rPr>
+          <w:rStyle w:val="VerbatimChar"/>
+        </w:rPr>
+        <w:t xml:space="preserve">    4. Steer prediction:  ε̂ = ε̂ - w·√(1-ᾱ_</w:t>
+      </w:r>
+      <w:proofErr w:type="gramStart"/>
+      <w:r>
+        <w:rPr>
+          <w:rStyle w:val="VerbatimChar"/>
+        </w:rPr>
+        <w:t>t)·</w:t>
+      </w:r>
+      <w:proofErr w:type="gramEnd"/>
+      <w:r>
+        <w:rPr>
+          <w:rStyle w:val="VerbatimChar"/>
+          <w:rFonts w:ascii="Cambria Math" w:hAnsi="Cambria Math" w:cs="Cambria Math"/>
+        </w:rPr>
+        <w:t>∇</w:t>
+      </w:r>
+      <w:r>
+        <w:br/>
+      </w:r>
+      <w:r>
+        <w:rPr>
+          <w:rStyle w:val="VerbatimChar"/>
+        </w:rPr>
+        <w:lastRenderedPageBreak/>
+        <w:t xml:space="preserve">    </w:t>
+      </w:r>
+      <w:r>
+        <w:br/>
+      </w:r>
+      <w:r>
+        <w:rPr>
+          <w:rStyle w:val="VerbatimChar"/>
+        </w:rPr>
+        <w:t xml:space="preserve">    5. Denoise step:      x_{t-1} = </w:t>
+      </w:r>
+      <w:proofErr w:type="gramStart"/>
+      <w:r>
+        <w:rPr>
+          <w:rStyle w:val="VerbatimChar"/>
+        </w:rPr>
+        <w:t>denoise(</w:t>
+      </w:r>
+      <w:proofErr w:type="spellStart"/>
+      <w:proofErr w:type="gramEnd"/>
+      <w:r>
+        <w:rPr>
+          <w:rStyle w:val="VerbatimChar"/>
+        </w:rPr>
+        <w:t>x_t</w:t>
+      </w:r>
+      <w:proofErr w:type="spellEnd"/>
+      <w:r>
+        <w:rPr>
+          <w:rStyle w:val="VerbatimChar"/>
+        </w:rPr>
+        <w:t>, ε̂, t)</w:t>
+      </w:r>
+    </w:p>
+    <w:p>
+      <w:pPr>
+        <w:pStyle w:val="FirstParagraph"/>
+      </w:pPr>
+      <w:r>
+        <w:rPr>
+          <w:b/>
+        </w:rPr>
+        <w:t>Why √(1-ᾱ_t)?</w:t>
+      </w:r>
+      <w:r>
+        <w:t xml:space="preserve"> This factor converts the gradient from score space to noise space, properly scaling the steering signal.</w:t>
+      </w:r>
+    </w:p>
+    <w:p>
+      <w:pPr>
+        <w:pStyle w:val="BodyText"/>
+      </w:pPr>
+      <w:r>
+        <w:rPr>
+          <w:b/>
+        </w:rPr>
+        <w:t>Guidance Scale (w):</w:t>
+      </w:r>
+      <w:r>
+        <w:t xml:space="preserve"> - w = 0.1: Very weak guidance - w = 0.5: Optimal (recommended) - w &gt; 0.5: Risk of gradient explosion</w:t>
+      </w:r>
+    </w:p>
+    <w:p>
+      <w:pPr>
+        <w:pStyle w:val="BodyText"/>
+      </w:pPr>
+      <w:r>
+        <w:rPr>
+          <w:b/>
+        </w:rPr>
+        <w:t>Why Gradient Clipping is Critical:</w:t>
+      </w:r>
+      <w:r>
+        <w:t xml:space="preserve"> Without clipping, classifier gradients can become extremely large ([-1e6, 1e6]), causing </w:t>
+      </w:r>
+      <w:proofErr w:type="spellStart"/>
+      <w:r>
+        <w:t>NaN</w:t>
+      </w:r>
+      <w:proofErr w:type="spellEnd"/>
+      <w:r>
+        <w:t>/Inf values. Clipping keeps them bounded.</w:t>
+      </w:r>
+    </w:p>
+    <w:p>
+      <w:r>
+        <w:rPr>
+          <w:noProof/>
+        </w:rPr>
+        <w:drawing>
+          <wp:inline distT="0" distB="0" distL="0" distR="0" wp14:anchorId="753CEE8D" wp14:editId="1EE216E8">
+            <wp:extent cx="5486400" cy="3474720"/>
+            <wp:effectExtent l="0" t="0" r="0" b="0"/>
+            <wp:docPr id="32910189" name="Figure 3. Classifier-Guided (CG) sampling architecture. The unconditional U-Net produces a noise estimate; in parallel an auxiliary CNN classifier provides ∇_x log p_φ(y|x_t), which is subtracted (scaled by s·√(1−ᾱ_t)) from the noise estimate before the DDPM reverse step." descr="Figure 3. Classifier-Guided (CG) sampling architecture. The unconditional U-Net produces a noise estimate; in parallel an auxiliary CNN classifier provides ∇_x log p_φ(y|x_t), which is subtracted (scaled by s·√(1−ᾱ_t)) from the noise estimate before the DDPM reverse step." title="Figure 3. Classifier-Guided (CG) sampling architecture. The unconditional U-Net produces a noise estimate; in parallel an auxiliary CNN classifier provides ∇_x log p_φ(y|x_t), which is subtracted (scaled by s·√(1−ᾱ_t)) from the noise estimate before the DDPM reverse step."/>
+            <wp:cNvGraphicFramePr>
+              <a:graphicFrameLocks xmlns:a="http://schemas.openxmlformats.org/drawingml/2006/main" noChangeAspect="1"/>
+            </wp:cNvGraphicFramePr>
+            <a:graphic xmlns:a="http://schemas.openxmlformats.org/drawingml/2006/main">
+              <a:graphicData uri="http://schemas.openxmlformats.org/drawingml/2006/picture">
+                <pic:pic xmlns:pic="http://schemas.openxmlformats.org/drawingml/2006/picture">
+                  <pic:nvPicPr>
+                    <pic:cNvPr id="0" name=""/>
+                    <pic:cNvPicPr>
+                      <a:picLocks noChangeAspect="1" noChangeArrowheads="1"/>
+                    </pic:cNvPicPr>
+                  </pic:nvPicPr>
+                  <pic:blipFill>
+                    <a:blip r:embed="rId8"/>
+                    <a:srcRect/>
+                    <a:stretch>
+                      <a:fillRect/>
+                    </a:stretch>
+                  </pic:blipFill>
+                  <pic:spPr bwMode="auto">
+                    <a:xfrm>
+                      <a:off x="0" y="0"/>
+                      <a:ext cx="5486400" cy="3474720"/>
+                    </a:xfrm>
+                    <a:prstGeom prst="rect">
+                      <a:avLst/>
+                    </a:prstGeom>
+                  </pic:spPr>
+                </pic:pic>
+              </a:graphicData>
+            </a:graphic>
+          </wp:inline>
+        </w:drawing>
+      </w:r>
+    </w:p>
+    <w:p>
+      <w:pPr>
+        <w:pStyle w:val="Heading2"/>
+      </w:pPr>
+      <w:r>
+        <w:t>3. IMPLEMENTATION</w:t>
+      </w:r>
+    </w:p>
+    <w:p>
+      <w:pPr>
+        <w:pStyle w:val="Heading3"/>
+      </w:pPr>
+      <w:r>
+        <w:t>3.1 Architecture: U-Net for Diffusion</w:t>
+      </w:r>
+    </w:p>
+    <w:p>
+      <w:pPr>
+        <w:pStyle w:val="Heading4"/>
+      </w:pPr>
+      <w:r>
+        <w:t>3.1.1 Overall Architecture</w:t>
+      </w:r>
+    </w:p>
+    <w:p>
+      <w:r>
         <w:t>U-Net Components:</w:t>
       </w:r>
       <w:r>
@@ -716,7 +2603,15 @@
       </w:r>
       <w:r>
         <w:br/>
-        <w:t>• Encoder: 2 downsampling blocks (28×28 → 14×14 → 7×7)</w:t>
+        <w:t xml:space="preserve">• Encoder: 2 </w:t>
+      </w:r>
+      <w:proofErr w:type="spellStart"/>
+      <w:r>
+        <w:t>downsampling</w:t>
+      </w:r>
+      <w:proofErr w:type="spellEnd"/>
+      <w:r>
+        <w:t xml:space="preserve"> blocks (28×28 → 14×14 → 7×7)</w:t>
       </w:r>
       <w:r>
         <w:br/>
@@ -724,7 +2619,15 @@
       </w:r>
       <w:r>
         <w:br/>
-        <w:t>• Decoder: 2 upsampling blocks with skip connections</w:t>
+        <w:t xml:space="preserve">• Decoder: 2 </w:t>
+      </w:r>
+      <w:proofErr w:type="spellStart"/>
+      <w:r>
+        <w:t>upsampling</w:t>
+      </w:r>
+      <w:proofErr w:type="spellEnd"/>
+      <w:r>
+        <w:t xml:space="preserve"> blocks with skip connections</w:t>
       </w:r>
       <w:r>
         <w:br/>
@@ -734,29 +2637,62 @@
         <w:br/>
       </w:r>
       <w:r>
-        <w:lastRenderedPageBreak/>
         <w:br/>
-        <w:t>Key: Adaptive Group Normalization (AdaGN) modulates features based on time+class</w:t>
-      </w:r>
+        <w:t>Key: Adaptive Group Normalization (</w:t>
+      </w:r>
+      <w:proofErr w:type="spellStart"/>
+      <w:r>
+        <w:t>AdaGN</w:t>
+      </w:r>
+      <w:proofErr w:type="spellEnd"/>
+      <w:r>
+        <w:t xml:space="preserve">) modulates features based on </w:t>
+      </w:r>
+      <w:proofErr w:type="spellStart"/>
+      <w:r>
+        <w:t>time+class</w:t>
+      </w:r>
+      <w:proofErr w:type="spellEnd"/>
     </w:p>
     <w:p>
       <w:pPr>
         <w:pStyle w:val="Heading4"/>
       </w:pPr>
       <w:r>
+        <w:lastRenderedPageBreak/>
         <w:t>3.1.2 Key Components</w:t>
       </w:r>
     </w:p>
     <w:p>
-      <w:r>
-        <w:t>TimeEmbedding: Sinusoidal positional encoding → 128-dim vector</w:t>
+      <w:proofErr w:type="spellStart"/>
+      <w:r>
+        <w:t>TimeEmbedding</w:t>
+      </w:r>
+      <w:proofErr w:type="spellEnd"/>
+      <w:r>
+        <w:t>: Sinusoidal positional encoding → 128-dim vector</w:t>
       </w:r>
       <w:r>
         <w:br/>
       </w:r>
       <w:r>
         <w:br/>
-        <w:t>AdaptiveGroupNorm: Computes γ and β from time+class embeddings</w:t>
+      </w:r>
+      <w:proofErr w:type="spellStart"/>
+      <w:r>
+        <w:t>AdaptiveGroupNorm</w:t>
+      </w:r>
+      <w:proofErr w:type="spellEnd"/>
+      <w:r>
+        <w:t xml:space="preserve">: Computes γ and β from </w:t>
+      </w:r>
+      <w:proofErr w:type="spellStart"/>
+      <w:r>
+        <w:t>time+class</w:t>
+      </w:r>
+      <w:proofErr w:type="spellEnd"/>
+      <w:r>
+        <w:t xml:space="preserve"> embeddings</w:t>
       </w:r>
       <w:r>
         <w:br/>
@@ -784,8 +2720,13 @@
     </w:p>
     <w:p>
       <w:r>
-        <w:t>Parameters: 1.24 Million</w:t>
-      </w:r>
+        <w:t xml:space="preserve">Parameters: 1.24 </w:t>
+      </w:r>
+      <w:proofErr w:type="gramStart"/>
+      <w:r>
+        <w:t>Million</w:t>
+      </w:r>
+      <w:proofErr w:type="gramEnd"/>
     </w:p>
     <w:p>
       <w:r>
@@ -806,6 +2747,9 @@
       </w:r>
     </w:p>
     <w:p>
+      <w:pPr>
+        <w:pStyle w:val="SourceCode"/>
+      </w:pPr>
       <w:r>
         <w:t>The classifier predicts class from noisy images at any diffusion timestep:</w:t>
       </w:r>
@@ -814,41 +2758,301 @@
       </w:r>
       <w:r>
         <w:br/>
+      </w:r>
+      <w:r>
+        <w:rPr>
+          <w:b/>
+          <w:bCs/>
+        </w:rPr>
         <w:t>Architecture:</w:t>
-      </w:r>
-      <w:r>
-        <w:br/>
-        <w:t>• Input: 28×28×1 noisy image + timestep</w:t>
-      </w:r>
-      <w:r>
-        <w:br/>
-        <w:t>• Time embedding: Sinusoidal encoding (like U-Net)</w:t>
-      </w:r>
-      <w:r>
-        <w:br/>
-        <w:t>• 3 ResBlocks with Adaptive Normalization</w:t>
-      </w:r>
-      <w:r>
-        <w:br/>
-        <w:t>• Spatial Attention: Long-range dependencies</w:t>
-      </w:r>
-      <w:r>
-        <w:br/>
-        <w:t>• Output: 10 logits (one per digit class)</w:t>
-      </w:r>
-      <w:r>
-        <w:br/>
-      </w:r>
-      <w:r>
-        <w:br/>
-        <w:t>Parameters: 0.27 Million | Validation Accuracy: 92-95%</w:t>
       </w:r>
     </w:p>
     <w:p>
       <w:pPr>
+        <w:pStyle w:val="SourceCode"/>
+        <w:rPr>
+          <w:rStyle w:val="VerbatimChar"/>
+        </w:rPr>
+      </w:pPr>
+      <w:r>
+        <w:br/>
+      </w:r>
+      <w:proofErr w:type="spellStart"/>
+      <w:r>
+        <w:rPr>
+          <w:rStyle w:val="VerbatimChar"/>
+        </w:rPr>
+        <w:t>TimeEmbedding</w:t>
+      </w:r>
+      <w:proofErr w:type="spellEnd"/>
+      <w:r>
+        <w:rPr>
+          <w:rStyle w:val="VerbatimChar"/>
+        </w:rPr>
+        <w:t>(t) → (B, 64)</w:t>
+      </w:r>
+      <w:r>
+        <w:br/>
+      </w:r>
+      <w:r>
+        <w:rPr>
+          <w:rStyle w:val="VerbatimChar"/>
+        </w:rPr>
+        <w:t xml:space="preserve">    ↓</w:t>
+      </w:r>
+      <w:r>
+        <w:br/>
+      </w:r>
+      <w:proofErr w:type="spellStart"/>
+      <w:r>
+        <w:rPr>
+          <w:rStyle w:val="VerbatimChar"/>
+        </w:rPr>
+        <w:t>InitConv</w:t>
+      </w:r>
+      <w:proofErr w:type="spellEnd"/>
+      <w:r>
+        <w:rPr>
+          <w:rStyle w:val="VerbatimChar"/>
+        </w:rPr>
+        <w:t>: Conv2d(1→32) → (B, 32, 28, 28)</w:t>
+      </w:r>
+      <w:r>
+        <w:br/>
+      </w:r>
+      <w:r>
+        <w:rPr>
+          <w:rStyle w:val="VerbatimChar"/>
+        </w:rPr>
+        <w:t xml:space="preserve">    ↓</w:t>
+      </w:r>
+      <w:r>
+        <w:br/>
+      </w:r>
+      <w:r>
+        <w:rPr>
+          <w:rStyle w:val="VerbatimChar"/>
+        </w:rPr>
+        <w:t xml:space="preserve">ResBlock1 with </w:t>
+      </w:r>
+      <w:proofErr w:type="spellStart"/>
+      <w:r>
+        <w:rPr>
+          <w:rStyle w:val="VerbatimChar"/>
+        </w:rPr>
+        <w:t>AdaGN</w:t>
+      </w:r>
+      <w:proofErr w:type="spellEnd"/>
+      <w:r>
+        <w:rPr>
+          <w:rStyle w:val="VerbatimChar"/>
+        </w:rPr>
+        <w:t>: 32→64 → (B, 64, 28, 28)</w:t>
+      </w:r>
+      <w:r>
+        <w:br/>
+      </w:r>
+      <w:r>
+        <w:rPr>
+          <w:rStyle w:val="VerbatimChar"/>
+        </w:rPr>
+        <w:t xml:space="preserve">    ↓</w:t>
+      </w:r>
+      <w:r>
+        <w:br/>
+      </w:r>
+      <w:r>
+        <w:rPr>
+          <w:rStyle w:val="VerbatimChar"/>
+        </w:rPr>
+        <w:t>AvgPool2d(2) → (B, 64, 14, 14)</w:t>
+      </w:r>
+      <w:r>
+        <w:br/>
+      </w:r>
+      <w:r>
+        <w:rPr>
+          <w:rStyle w:val="VerbatimChar"/>
+        </w:rPr>
+        <w:t xml:space="preserve">    ↓</w:t>
+      </w:r>
+      <w:r>
+        <w:br/>
+      </w:r>
+      <w:r>
+        <w:rPr>
+          <w:rStyle w:val="VerbatimChar"/>
+        </w:rPr>
+        <w:t xml:space="preserve">ResBlock2 with </w:t>
+      </w:r>
+      <w:proofErr w:type="spellStart"/>
+      <w:r>
+        <w:rPr>
+          <w:rStyle w:val="VerbatimChar"/>
+        </w:rPr>
+        <w:t>AdaGN</w:t>
+      </w:r>
+      <w:proofErr w:type="spellEnd"/>
+      <w:r>
+        <w:rPr>
+          <w:rStyle w:val="VerbatimChar"/>
+        </w:rPr>
+        <w:t>: 64→128 → (B, 128, 14, 14)</w:t>
+      </w:r>
+      <w:r>
+        <w:br/>
+      </w:r>
+      <w:r>
+        <w:rPr>
+          <w:rStyle w:val="VerbatimChar"/>
+        </w:rPr>
+        <w:t xml:space="preserve">    ↓</w:t>
+      </w:r>
+      <w:r>
+        <w:br/>
+      </w:r>
+      <w:r>
+        <w:rPr>
+          <w:rStyle w:val="VerbatimChar"/>
+        </w:rPr>
+        <w:t>AvgPool2d(2) → (B, 128, 7, 7)</w:t>
+      </w:r>
+      <w:r>
+        <w:br/>
+      </w:r>
+      <w:r>
+        <w:rPr>
+          <w:rStyle w:val="VerbatimChar"/>
+        </w:rPr>
+        <w:t xml:space="preserve">    ↓</w:t>
+      </w:r>
+      <w:r>
+        <w:br/>
+      </w:r>
+      <w:proofErr w:type="spellStart"/>
+      <w:r>
+        <w:rPr>
+          <w:rStyle w:val="VerbatimChar"/>
+        </w:rPr>
+        <w:t>SpatialAttention</w:t>
+      </w:r>
+      <w:proofErr w:type="spellEnd"/>
+      <w:r>
+        <w:rPr>
+          <w:rStyle w:val="VerbatimChar"/>
+        </w:rPr>
+        <w:t>(128) → (B, 128, 7, 7)</w:t>
+      </w:r>
+      <w:r>
+        <w:br/>
+      </w:r>
+      <w:r>
+        <w:rPr>
+          <w:rStyle w:val="VerbatimChar"/>
+        </w:rPr>
+        <w:t xml:space="preserve">    ↓</w:t>
+      </w:r>
+      <w:r>
+        <w:br/>
+      </w:r>
+      <w:r>
+        <w:rPr>
+          <w:rStyle w:val="VerbatimChar"/>
+        </w:rPr>
+        <w:t>AdaptiveAvgPool2d((4,4)) → (B, 128, 4, 4)</w:t>
+      </w:r>
+      <w:r>
+        <w:br/>
+      </w:r>
+      <w:r>
+        <w:rPr>
+          <w:rStyle w:val="VerbatimChar"/>
+        </w:rPr>
+        <w:t xml:space="preserve">    ↓</w:t>
+      </w:r>
+      <w:r>
+        <w:br/>
+      </w:r>
+      <w:r>
+        <w:rPr>
+          <w:rStyle w:val="VerbatimChar"/>
+        </w:rPr>
+        <w:t>Flatten → (B, 2048)</w:t>
+      </w:r>
+      <w:r>
+        <w:br/>
+      </w:r>
+      <w:r>
+        <w:rPr>
+          <w:rStyle w:val="VerbatimChar"/>
+        </w:rPr>
+        <w:t xml:space="preserve">    ↓</w:t>
+      </w:r>
+      <w:r>
+        <w:br/>
+      </w:r>
+      <w:r>
+        <w:rPr>
+          <w:rStyle w:val="VerbatimChar"/>
+        </w:rPr>
+        <w:t xml:space="preserve">FC1: Linear(2048→256) + </w:t>
+      </w:r>
+      <w:proofErr w:type="spellStart"/>
+      <w:r>
+        <w:rPr>
+          <w:rStyle w:val="VerbatimChar"/>
+        </w:rPr>
+        <w:t>SiLU</w:t>
+      </w:r>
+      <w:proofErr w:type="spellEnd"/>
+      <w:r>
+        <w:rPr>
+          <w:rStyle w:val="VerbatimChar"/>
+        </w:rPr>
+        <w:t xml:space="preserve"> → (B, 256)</w:t>
+      </w:r>
+      <w:r>
+        <w:br/>
+      </w:r>
+      <w:r>
+        <w:rPr>
+          <w:rStyle w:val="VerbatimChar"/>
+        </w:rPr>
+        <w:t xml:space="preserve">    ↓</w:t>
+      </w:r>
+      <w:r>
+        <w:br/>
+      </w:r>
+      <w:r>
+        <w:rPr>
+          <w:rStyle w:val="VerbatimChar"/>
+        </w:rPr>
+        <w:t>FC2: Linear(256→10) → (B, 10)</w:t>
+      </w:r>
+    </w:p>
+    <w:p>
+      <w:pPr>
+        <w:pStyle w:val="SourceCode"/>
+      </w:pPr>
+      <w:r>
+        <w:br/>
+        <w:t xml:space="preserve">Parameters: 0.27 </w:t>
+      </w:r>
+      <w:proofErr w:type="gramStart"/>
+      <w:r>
+        <w:t>Million</w:t>
+      </w:r>
+      <w:proofErr w:type="gramEnd"/>
+      <w:r>
+        <w:t xml:space="preserve"> | Validation Accuracy: 92-95%</w:t>
+      </w:r>
+    </w:p>
+    <w:p>
+      <w:pPr>
         <w:pStyle w:val="Heading3"/>
       </w:pPr>
       <w:r>
+        <w:lastRenderedPageBreak/>
         <w:t>3.3 Training Configuration</w:t>
       </w:r>
     </w:p>
@@ -952,7 +3156,7 @@
               <w:cnfStyle w:val="000000010000" w:firstRow="0" w:lastRow="0" w:firstColumn="0" w:lastColumn="0" w:oddVBand="0" w:evenVBand="0" w:oddHBand="0" w:evenHBand="1" w:firstRowFirstColumn="0" w:firstRowLastColumn="0" w:lastRowFirstColumn="0" w:lastRowLastColumn="0"/>
             </w:pPr>
             <w:r>
-              <w:t>AdamW</w:t>
+              <w:t>Adam</w:t>
             </w:r>
           </w:p>
         </w:tc>
@@ -1183,9 +3387,11 @@
             <w:pPr>
               <w:cnfStyle w:val="000000010000" w:firstRow="0" w:lastRow="0" w:firstColumn="0" w:lastColumn="0" w:oddVBand="0" w:evenVBand="0" w:oddHBand="0" w:evenHBand="1" w:firstRowFirstColumn="0" w:firstRowLastColumn="0" w:lastRowFirstColumn="0" w:lastRowLastColumn="0"/>
             </w:pPr>
+            <w:proofErr w:type="spellStart"/>
             <w:r>
               <w:t>CosineAnnealingLR</w:t>
             </w:r>
+            <w:proofErr w:type="spellEnd"/>
           </w:p>
         </w:tc>
       </w:tr>
@@ -1200,7 +3406,6 @@
           </w:tcPr>
           <w:p>
             <w:r>
-              <w:lastRenderedPageBreak/>
               <w:t>Label Dropout (CFG)</w:t>
             </w:r>
           </w:p>
@@ -1297,14 +3502,15 @@
       </w:r>
       <w:r>
         <w:br/>
-        <w:t>Validation-Based Early Stopping: Stop if validation loss doesn't improve for 3 epochs</w:t>
-      </w:r>
-      <w:r>
-        <w:br/>
-      </w:r>
-      <w:r>
-        <w:br/>
-        <w:t>Gradient Clipping: Prevents exploding gradients and NaN/Inf values</w:t>
+        <w:t xml:space="preserve">Gradient Clipping: Prevents exploding gradients and </w:t>
+      </w:r>
+      <w:proofErr w:type="spellStart"/>
+      <w:r>
+        <w:t>NaN</w:t>
+      </w:r>
+      <w:proofErr w:type="spellEnd"/>
+      <w:r>
+        <w:t>/Inf values</w:t>
       </w:r>
     </w:p>
     <w:p>
@@ -1336,7 +3542,23 @@
       </w:r>
       <w:r>
         <w:br/>
-        <w:t>Normalization: x_norm = 2 * (x / 255) - 1  [Range: -1 to 1]</w:t>
+        <w:t xml:space="preserve">Normalization: </w:t>
+      </w:r>
+      <w:proofErr w:type="spellStart"/>
+      <w:r>
+        <w:t>x_norm</w:t>
+      </w:r>
+      <w:proofErr w:type="spellEnd"/>
+      <w:r>
+        <w:t xml:space="preserve"> = 2 * (x / 255) - </w:t>
+      </w:r>
+      <w:proofErr w:type="gramStart"/>
+      <w:r>
+        <w:t>1  [</w:t>
+      </w:r>
+      <w:proofErr w:type="gramEnd"/>
+      <w:r>
+        <w:t>Range: -1 to 1]</w:t>
       </w:r>
     </w:p>
     <w:p>
@@ -1376,6 +3598,7 @@
         <w:pStyle w:val="Heading4"/>
       </w:pPr>
       <w:r>
+        <w:lastRenderedPageBreak/>
         <w:t>3.5.2 CG vs Paper</w:t>
       </w:r>
     </w:p>
@@ -1424,7 +3647,6 @@
         <w:pStyle w:val="Heading3"/>
       </w:pPr>
       <w:r>
-        <w:lastRenderedPageBreak/>
         <w:t>3.6 Project Structure and File Organization</w:t>
       </w:r>
     </w:p>
@@ -1523,7 +3745,15 @@
       </w:r>
       <w:r>
         <w:br/>
-        <w:t>│   └── mnist/          # MNIST data</w:t>
+        <w:t xml:space="preserve">│   └── </w:t>
+      </w:r>
+      <w:proofErr w:type="spellStart"/>
+      <w:r>
+        <w:t>mnist</w:t>
+      </w:r>
+      <w:proofErr w:type="spellEnd"/>
+      <w:r>
+        <w:t>/          # MNIST data</w:t>
       </w:r>
       <w:r>
         <w:br/>
@@ -1531,7 +3761,15 @@
       </w:r>
       <w:r>
         <w:br/>
-        <w:t>├── checkpoints_cg/     # CG model checkpoints</w:t>
+        <w:t xml:space="preserve">├── </w:t>
+      </w:r>
+      <w:proofErr w:type="spellStart"/>
+      <w:r>
+        <w:t>checkpoints_cg</w:t>
+      </w:r>
+      <w:proofErr w:type="spellEnd"/>
+      <w:r>
+        <w:t>/     # CG model checkpoints</w:t>
       </w:r>
       <w:r>
         <w:br/>
@@ -1547,6 +3785,7 @@
         <w:pStyle w:val="Heading4"/>
       </w:pPr>
       <w:r>
+        <w:lastRenderedPageBreak/>
         <w:t>3.6.2 Module Descriptions</w:t>
       </w:r>
     </w:p>
@@ -1564,8 +3803,21 @@
       </w:r>
       <w:r>
         <w:br/>
-        <w:t>models/unet.py: U-Net with TimeEmbedding and AdaptiveGroupNorm</w:t>
-      </w:r>
+        <w:t xml:space="preserve">models/unet.py: U-Net with </w:t>
+      </w:r>
+      <w:proofErr w:type="spellStart"/>
+      <w:r>
+        <w:t>TimeEmbedding</w:t>
+      </w:r>
+      <w:proofErr w:type="spellEnd"/>
+      <w:r>
+        <w:t xml:space="preserve"> and </w:t>
+      </w:r>
+      <w:proofErr w:type="spellStart"/>
+      <w:r>
+        <w:t>AdaptiveGroupNorm</w:t>
+      </w:r>
+      <w:proofErr w:type="spellEnd"/>
       <w:r>
         <w:br/>
         <w:t>models/classifier.py: Noise-aware classifier for CG</w:t>
@@ -1601,7 +3853,6 @@
         <w:pStyle w:val="Heading4"/>
       </w:pPr>
       <w:r>
-        <w:lastRenderedPageBreak/>
         <w:t>3.6.4 Typical Usage Workflow</w:t>
       </w:r>
     </w:p>
@@ -1628,7 +3879,15 @@
         <w:t xml:space="preserve"> </w:t>
       </w:r>
       <w:r>
-        <w:t>--guidance_scale 7.5</w:t>
+        <w:t>--</w:t>
+      </w:r>
+      <w:proofErr w:type="spellStart"/>
+      <w:r>
+        <w:t>guidance_scale</w:t>
+      </w:r>
+      <w:proofErr w:type="spellEnd"/>
+      <w:r>
+        <w:t xml:space="preserve"> 7.5</w:t>
       </w:r>
       <w:r>
         <w:t xml:space="preserve"> &amp;&amp; </w:t>
@@ -1644,7 +3903,15 @@
         <w:t xml:space="preserve">y </w:t>
       </w:r>
       <w:r>
-        <w:t>--guidance-type both --num-samples 500 --cfg-scale 7.5 --cg-scale 0.5</w:t>
+        <w:t>--guidance-type both --num-samples 500 --</w:t>
+      </w:r>
+      <w:proofErr w:type="spellStart"/>
+      <w:r>
+        <w:t>cfg</w:t>
+      </w:r>
+      <w:proofErr w:type="spellEnd"/>
+      <w:r>
+        <w:t>-scale 7.5 --cg-scale 0.5</w:t>
       </w:r>
       <w:r>
         <w:br/>
@@ -1661,7 +3928,15 @@
     </w:p>
     <w:p>
       <w:r>
-        <w:t>Checkpoints: best_model.pt (CFG), unet/ &amp; classifier/ (CG)</w:t>
+        <w:t xml:space="preserve">Checkpoints: best_model.pt (CFG), </w:t>
+      </w:r>
+      <w:proofErr w:type="spellStart"/>
+      <w:r>
+        <w:t>unet</w:t>
+      </w:r>
+      <w:proofErr w:type="spellEnd"/>
+      <w:r>
+        <w:t>/ &amp; classifier/ (CG)</w:t>
       </w:r>
       <w:r>
         <w:br/>
@@ -1669,12 +3944,33 @@
       </w:r>
       <w:r>
         <w:br/>
-        <w:t>Samples: cfg_samples/ and cg_samples/ directories</w:t>
+        <w:t xml:space="preserve">Samples: </w:t>
+      </w:r>
+      <w:proofErr w:type="spellStart"/>
+      <w:r>
+        <w:t>cfg_samples</w:t>
+      </w:r>
+      <w:proofErr w:type="spellEnd"/>
+      <w:r>
+        <w:t xml:space="preserve">/ and </w:t>
+      </w:r>
+      <w:proofErr w:type="spellStart"/>
+      <w:r>
+        <w:t>cg_samples</w:t>
+      </w:r>
+      <w:proofErr w:type="spellEnd"/>
+      <w:r>
+        <w:t>/ directories</w:t>
       </w:r>
       <w:r>
         <w:br/>
-        <w:t>Data: Auto-downloaded MNIST in data/mnist</w:t>
-      </w:r>
+        <w:t>Data: Auto-downloaded MNIST in data/</w:t>
+      </w:r>
+      <w:proofErr w:type="spellStart"/>
+      <w:r>
+        <w:t>mnist</w:t>
+      </w:r>
+      <w:proofErr w:type="spellEnd"/>
     </w:p>
     <w:p>
       <w:pPr>
@@ -1689,14 +3985,7 @@
           <w:i/>
           <w:iCs/>
         </w:rPr>
-        <w:t xml:space="preserve">4. </w:t>
-      </w:r>
-      <w:r>
-        <w:rPr>
-          <w:i/>
-          <w:iCs/>
-        </w:rPr>
-        <w:t>Evaluation and Metrics</w:t>
+        <w:t>4. Evaluation and Metrics</w:t>
       </w:r>
     </w:p>
     <w:p>
@@ -1757,11 +4046,62 @@
     </w:p>
     <w:p>
       <w:r>
-        <w:t>FID = ‖μ_r − μ_g‖² + Tr(Σ_r + Σ_g − 2√(Σ_r · Σ_g))</w:t>
+        <w:t>FID = ‖</w:t>
+      </w:r>
+      <w:proofErr w:type="spellStart"/>
+      <w:r>
+        <w:t>μ_r</w:t>
+      </w:r>
+      <w:proofErr w:type="spellEnd"/>
+      <w:r>
+        <w:t xml:space="preserve"> − μ_g‖² + </w:t>
+      </w:r>
+      <w:proofErr w:type="gramStart"/>
+      <w:r>
+        <w:t>Tr(</w:t>
+      </w:r>
+      <w:proofErr w:type="spellStart"/>
+      <w:proofErr w:type="gramEnd"/>
+      <w:r>
+        <w:t>Σ_r</w:t>
+      </w:r>
+      <w:proofErr w:type="spellEnd"/>
+      <w:r>
+        <w:t xml:space="preserve"> + </w:t>
+      </w:r>
+      <w:proofErr w:type="spellStart"/>
+      <w:r>
+        <w:t>Σ_g</w:t>
+      </w:r>
+      <w:proofErr w:type="spellEnd"/>
+      <w:r>
+        <w:t xml:space="preserve"> − 2</w:t>
+      </w:r>
+      <w:proofErr w:type="gramStart"/>
+      <w:r>
+        <w:t>√(</w:t>
+      </w:r>
+      <w:proofErr w:type="spellStart"/>
+      <w:proofErr w:type="gramEnd"/>
+      <w:r>
+        <w:t>Σ_r</w:t>
+      </w:r>
+      <w:proofErr w:type="spellEnd"/>
+      <w:r>
+        <w:t xml:space="preserve"> · </w:t>
+      </w:r>
+      <w:proofErr w:type="spellStart"/>
+      <w:r>
+        <w:t>Σ_g</w:t>
+      </w:r>
+      <w:proofErr w:type="spellEnd"/>
+      <w:r>
+        <w:t>))</w:t>
       </w:r>
     </w:p>
     <w:p>
       <w:r>
+        <w:lastRenderedPageBreak/>
         <w:t>Where:</w:t>
       </w:r>
     </w:p>
@@ -1773,8 +4113,21 @@
           <w:numId w:val="15"/>
         </w:numPr>
       </w:pPr>
-      <w:r>
-        <w:t>μ_r, Σ_r = mean and covariance of real image features</w:t>
+      <w:proofErr w:type="spellStart"/>
+      <w:r>
+        <w:t>μ_r</w:t>
+      </w:r>
+      <w:proofErr w:type="spellEnd"/>
+      <w:r>
+        <w:t xml:space="preserve">, </w:t>
+      </w:r>
+      <w:proofErr w:type="spellStart"/>
+      <w:r>
+        <w:t>Σ_r</w:t>
+      </w:r>
+      <w:proofErr w:type="spellEnd"/>
+      <w:r>
+        <w:t xml:space="preserve"> = mean and covariance of real image features</w:t>
       </w:r>
     </w:p>
     <w:p>
@@ -1785,8 +4138,21 @@
           <w:numId w:val="15"/>
         </w:numPr>
       </w:pPr>
-      <w:r>
-        <w:t>μ_g, Σ_g = mean and covariance of generated image features</w:t>
+      <w:proofErr w:type="spellStart"/>
+      <w:r>
+        <w:t>μ_g</w:t>
+      </w:r>
+      <w:proofErr w:type="spellEnd"/>
+      <w:r>
+        <w:t xml:space="preserve">, </w:t>
+      </w:r>
+      <w:proofErr w:type="spellStart"/>
+      <w:r>
+        <w:t>Σ_g</w:t>
+      </w:r>
+      <w:proofErr w:type="spellEnd"/>
+      <w:r>
+        <w:t xml:space="preserve"> = mean and covariance of generated image features</w:t>
       </w:r>
     </w:p>
     <w:p>
@@ -1813,12 +4179,19 @@
     </w:p>
     <w:p>
       <w:r>
-        <w:t>Domain FID: Uses a custom MNISTFeatureExtractor (256-dimensional features) trained on clean MNIST. This is more semantically meaningful for MNIST-scale comparisons.</w:t>
+        <w:t>Domain FID: Uses a custom </w:t>
+      </w:r>
+      <w:proofErr w:type="spellStart"/>
+      <w:r>
+        <w:t>MNISTFeatureExtractor</w:t>
+      </w:r>
+      <w:proofErr w:type="spellEnd"/>
+      <w:r>
+        <w:t> (256-dimensional features) trained on clean MNIST. This is more semantically meaningful for MNIST-scale comparisons.</w:t>
       </w:r>
     </w:p>
     <w:p>
       <w:r>
-        <w:lastRenderedPageBreak/>
         <w:t>Neither is directly comparable to published ImageNet-scale FID scores.</w:t>
       </w:r>
     </w:p>
@@ -1842,10 +4215,10 @@
         <w:tblLook w:val="04A0" w:firstRow="1" w:lastRow="0" w:firstColumn="1" w:lastColumn="0" w:noHBand="0" w:noVBand="1"/>
       </w:tblPr>
       <w:tblGrid>
-        <w:gridCol w:w="1310"/>
-        <w:gridCol w:w="36"/>
-        <w:gridCol w:w="1676"/>
-        <w:gridCol w:w="5194"/>
+        <w:gridCol w:w="1272"/>
+        <w:gridCol w:w="37"/>
+        <w:gridCol w:w="1844"/>
+        <w:gridCol w:w="5063"/>
       </w:tblGrid>
       <w:tr>
         <w:trPr>
@@ -2014,17 +4387,12 @@
           </w:tcPr>
           <w:p>
             <w:pPr>
-              <w:pStyle w:val="Heading4"/>
               <w:rPr>
-                <w:sz w:val="26"/>
-                <w:szCs w:val="26"/>
                 <w:lang w:val="en-IN"/>
               </w:rPr>
             </w:pPr>
             <w:r>
               <w:rPr>
-                <w:sz w:val="26"/>
-                <w:szCs w:val="26"/>
                 <w:lang w:val="en-IN"/>
               </w:rPr>
               <w:t>CFG (w=7.5)</w:t>
@@ -2044,10 +4412,7 @@
           </w:tcPr>
           <w:p>
             <w:pPr>
-              <w:pStyle w:val="Heading4"/>
               <w:rPr>
-                <w:sz w:val="26"/>
-                <w:szCs w:val="26"/>
                 <w:lang w:val="en-IN"/>
               </w:rPr>
             </w:pPr>
@@ -2074,17 +4439,12 @@
           </w:tcPr>
           <w:p>
             <w:pPr>
-              <w:pStyle w:val="Heading4"/>
               <w:rPr>
-                <w:sz w:val="26"/>
-                <w:szCs w:val="26"/>
                 <w:lang w:val="en-IN"/>
               </w:rPr>
             </w:pPr>
             <w:r>
               <w:rPr>
-                <w:sz w:val="26"/>
-                <w:szCs w:val="26"/>
                 <w:lang w:val="en-IN"/>
               </w:rPr>
               <w:t>~28</w:t>
@@ -2112,17 +4472,12 @@
           </w:tcPr>
           <w:p>
             <w:pPr>
-              <w:pStyle w:val="Heading4"/>
               <w:rPr>
-                <w:sz w:val="26"/>
-                <w:szCs w:val="26"/>
                 <w:lang w:val="en-IN"/>
               </w:rPr>
             </w:pPr>
             <w:r>
               <w:rPr>
-                <w:sz w:val="26"/>
-                <w:szCs w:val="26"/>
                 <w:lang w:val="en-IN"/>
               </w:rPr>
               <w:t>Better quality — closer to real data distribution</w:t>
@@ -2155,17 +4510,12 @@
           </w:tcPr>
           <w:p>
             <w:pPr>
-              <w:pStyle w:val="Heading4"/>
               <w:rPr>
-                <w:sz w:val="26"/>
-                <w:szCs w:val="26"/>
                 <w:lang w:val="en-IN"/>
               </w:rPr>
             </w:pPr>
             <w:r>
               <w:rPr>
-                <w:sz w:val="26"/>
-                <w:szCs w:val="26"/>
                 <w:lang w:val="en-IN"/>
               </w:rPr>
               <w:t>CG (w=0.5)</w:t>
@@ -2185,10 +4535,7 @@
           </w:tcPr>
           <w:p>
             <w:pPr>
-              <w:pStyle w:val="Heading4"/>
               <w:rPr>
-                <w:sz w:val="26"/>
-                <w:szCs w:val="26"/>
                 <w:lang w:val="en-IN"/>
               </w:rPr>
             </w:pPr>
@@ -2215,17 +4562,12 @@
           </w:tcPr>
           <w:p>
             <w:pPr>
-              <w:pStyle w:val="Heading4"/>
               <w:rPr>
-                <w:sz w:val="26"/>
-                <w:szCs w:val="26"/>
                 <w:lang w:val="en-IN"/>
               </w:rPr>
             </w:pPr>
             <w:r>
               <w:rPr>
-                <w:sz w:val="26"/>
-                <w:szCs w:val="26"/>
                 <w:lang w:val="en-IN"/>
               </w:rPr>
               <w:t>~42</w:t>
@@ -2253,18 +4595,12 @@
           </w:tcPr>
           <w:p>
             <w:pPr>
-              <w:pStyle w:val="Heading4"/>
               <w:rPr>
-                <w:color w:val="FFFFFF" w:themeColor="background1"/>
-                <w:sz w:val="26"/>
-                <w:szCs w:val="26"/>
                 <w:lang w:val="en-IN"/>
               </w:rPr>
             </w:pPr>
             <w:r>
               <w:rPr>
-                <w:sz w:val="26"/>
-                <w:szCs w:val="26"/>
                 <w:lang w:val="en-IN"/>
               </w:rPr>
               <w:t>Higher distance — more deviation from real images</w:t>
@@ -2319,7 +4655,7 @@
     <w:p>
       <w:r>
         <w:pict w14:anchorId="4299B411">
-          <v:rect id="_x0000_i1050" style="width:0;height:1.5pt" o:hralign="center" o:hrstd="t" o:hr="t" fillcolor="#a0a0a0" stroked="f"/>
+          <v:rect id="_x0000_i1025" style="width:0;height:1.5pt" o:hralign="center" o:hrstd="t" o:hr="t" fillcolor="#a0a0a0" stroked="f"/>
         </w:pict>
       </w:r>
     </w:p>
@@ -2366,7 +4702,25 @@
           <w:color w:val="000000" w:themeColor="text1"/>
           <w:lang w:val="en-IN"/>
         </w:rPr>
-        <w:t>Definition: IS measures two desirable properties of a generative model simultaneously: quality (each generated image should clearly belong to a specific class) and diversity (the model should generate images across all classes, not collapse to a few). A higher IS is better.</w:t>
+        <w:t xml:space="preserve">Definition: IS measures two desirable properties of a generative model simultaneously: quality (each generated image should clearly belong to a specific class) and diversity (the model should generate images across all classes, not collapse to a few). A higher IS </w:t>
+      </w:r>
+      <w:proofErr w:type="spellStart"/>
+      <w:r>
+        <w:rPr>
+          <w:rFonts w:asciiTheme="majorHAnsi" w:eastAsiaTheme="majorEastAsia" w:hAnsiTheme="majorHAnsi" w:cstheme="majorBidi"/>
+          <w:color w:val="000000" w:themeColor="text1"/>
+          <w:lang w:val="en-IN"/>
+        </w:rPr>
+        <w:t>is</w:t>
+      </w:r>
+      <w:proofErr w:type="spellEnd"/>
+      <w:r>
+        <w:rPr>
+          <w:rFonts w:asciiTheme="majorHAnsi" w:eastAsiaTheme="majorEastAsia" w:hAnsiTheme="majorHAnsi" w:cstheme="majorBidi"/>
+          <w:color w:val="000000" w:themeColor="text1"/>
+          <w:lang w:val="en-IN"/>
+        </w:rPr>
+        <w:t xml:space="preserve"> better.</w:t>
       </w:r>
     </w:p>
     <w:p>
@@ -2408,7 +4762,16 @@
           <w:color w:val="000000" w:themeColor="text1"/>
           <w:lang w:val="en-IN"/>
         </w:rPr>
-        <w:t xml:space="preserve">IS = exp( </w:t>
+        <w:t xml:space="preserve">IS = </w:t>
+      </w:r>
+      <w:proofErr w:type="gramStart"/>
+      <w:r>
+        <w:rPr>
+          <w:rFonts w:asciiTheme="majorHAnsi" w:eastAsiaTheme="majorEastAsia" w:hAnsiTheme="majorHAnsi" w:cstheme="majorBidi"/>
+          <w:color w:val="000000" w:themeColor="text1"/>
+          <w:lang w:val="en-IN"/>
+        </w:rPr>
+        <w:t xml:space="preserve">exp( </w:t>
       </w:r>
       <w:r>
         <w:rPr>
@@ -2418,98 +4781,254 @@
         </w:rPr>
         <w:t>𝔼</w:t>
       </w:r>
+      <w:proofErr w:type="gramEnd"/>
       <w:r>
         <w:rPr>
           <w:rFonts w:asciiTheme="majorHAnsi" w:eastAsiaTheme="majorEastAsia" w:hAnsiTheme="majorHAnsi" w:cstheme="majorBidi"/>
           <w:color w:val="000000" w:themeColor="text1"/>
           <w:lang w:val="en-IN"/>
         </w:rPr>
-        <w:t>_x [ KL( p(y|x) ‖ p(y) ) ] )</w:t>
-      </w:r>
-    </w:p>
-    <w:p>
-      <w:pPr>
+        <w:t xml:space="preserve">_x [ </w:t>
+      </w:r>
+      <w:proofErr w:type="gramStart"/>
+      <w:r>
         <w:rPr>
           <w:rFonts w:asciiTheme="majorHAnsi" w:eastAsiaTheme="majorEastAsia" w:hAnsiTheme="majorHAnsi" w:cstheme="majorBidi"/>
           <w:color w:val="000000" w:themeColor="text1"/>
           <w:lang w:val="en-IN"/>
         </w:rPr>
-      </w:pPr>
+        <w:t>KL( p</w:t>
+      </w:r>
+      <w:proofErr w:type="gramEnd"/>
       <w:r>
         <w:rPr>
           <w:rFonts w:asciiTheme="majorHAnsi" w:eastAsiaTheme="majorEastAsia" w:hAnsiTheme="majorHAnsi" w:cstheme="majorBidi"/>
           <w:color w:val="000000" w:themeColor="text1"/>
           <w:lang w:val="en-IN"/>
         </w:rPr>
-        <w:t>Where:</w:t>
-      </w:r>
-    </w:p>
-    <w:p>
-      <w:pPr>
+        <w:t>(</w:t>
+      </w:r>
+      <w:proofErr w:type="spellStart"/>
+      <w:r>
         <w:rPr>
           <w:rFonts w:asciiTheme="majorHAnsi" w:eastAsiaTheme="majorEastAsia" w:hAnsiTheme="majorHAnsi" w:cstheme="majorBidi"/>
           <w:color w:val="000000" w:themeColor="text1"/>
           <w:lang w:val="en-IN"/>
         </w:rPr>
-      </w:pPr>
+        <w:t>y|x</w:t>
+      </w:r>
+      <w:proofErr w:type="spellEnd"/>
       <w:r>
         <w:rPr>
           <w:rFonts w:asciiTheme="majorHAnsi" w:eastAsiaTheme="majorEastAsia" w:hAnsiTheme="majorHAnsi" w:cstheme="majorBidi"/>
           <w:color w:val="000000" w:themeColor="text1"/>
           <w:lang w:val="en-IN"/>
         </w:rPr>
-        <w:t>p(y|x) = class probability distribution for a single generated image x (sharp for quality)</w:t>
-      </w:r>
-    </w:p>
-    <w:p>
-      <w:pPr>
+        <w:t>) ‖ p(y</w:t>
+      </w:r>
+      <w:proofErr w:type="gramStart"/>
+      <w:r>
         <w:rPr>
           <w:rFonts w:asciiTheme="majorHAnsi" w:eastAsiaTheme="majorEastAsia" w:hAnsiTheme="majorHAnsi" w:cstheme="majorBidi"/>
           <w:color w:val="000000" w:themeColor="text1"/>
           <w:lang w:val="en-IN"/>
         </w:rPr>
-      </w:pPr>
+        <w:t>) )</w:t>
+      </w:r>
+      <w:proofErr w:type="gramEnd"/>
       <w:r>
         <w:rPr>
           <w:rFonts w:asciiTheme="majorHAnsi" w:eastAsiaTheme="majorEastAsia" w:hAnsiTheme="majorHAnsi" w:cstheme="majorBidi"/>
           <w:color w:val="000000" w:themeColor="text1"/>
           <w:lang w:val="en-IN"/>
         </w:rPr>
-        <w:t>p(y) = marginal class distribution over all generated images (uniform for diversity)</w:t>
-      </w:r>
-    </w:p>
-    <w:p>
-      <w:pPr>
+        <w:t xml:space="preserve"> </w:t>
+      </w:r>
+      <w:proofErr w:type="gramStart"/>
+      <w:r>
         <w:rPr>
           <w:rFonts w:asciiTheme="majorHAnsi" w:eastAsiaTheme="majorEastAsia" w:hAnsiTheme="majorHAnsi" w:cstheme="majorBidi"/>
           <w:color w:val="000000" w:themeColor="text1"/>
           <w:lang w:val="en-IN"/>
         </w:rPr>
-      </w:pPr>
-      <w:r>
+        <w:t>] )</w:t>
+      </w:r>
+      <w:proofErr w:type="gramEnd"/>
+    </w:p>
+    <w:p>
+      <w:pPr>
         <w:rPr>
           <w:rFonts w:asciiTheme="majorHAnsi" w:eastAsiaTheme="majorEastAsia" w:hAnsiTheme="majorHAnsi" w:cstheme="majorBidi"/>
           <w:color w:val="000000" w:themeColor="text1"/>
           <w:lang w:val="en-IN"/>
         </w:rPr>
-        <w:t>KL = Kullback–Leibler divergence</w:t>
-      </w:r>
-    </w:p>
-    <w:p>
-      <w:pPr>
+      </w:pPr>
+      <w:r>
         <w:rPr>
           <w:rFonts w:asciiTheme="majorHAnsi" w:eastAsiaTheme="majorEastAsia" w:hAnsiTheme="majorHAnsi" w:cstheme="majorBidi"/>
           <w:color w:val="000000" w:themeColor="text1"/>
           <w:lang w:val="en-IN"/>
         </w:rPr>
-      </w:pPr>
-      <w:r>
+        <w:lastRenderedPageBreak/>
+        <w:t>Where:</w:t>
+      </w:r>
+    </w:p>
+    <w:p>
+      <w:pPr>
         <w:rPr>
           <w:rFonts w:asciiTheme="majorHAnsi" w:eastAsiaTheme="majorEastAsia" w:hAnsiTheme="majorHAnsi" w:cstheme="majorBidi"/>
           <w:color w:val="000000" w:themeColor="text1"/>
           <w:lang w:val="en-IN"/>
         </w:rPr>
-        <w:t>Implementation Note: Standard IS uses an Inception-v3 classifier trained on ImageNet. Since this project targets MNIST, IS is computed using our clean MNIST classifier (MNISTFeatureExtractor) as the judge. This IS is not comparable to published ImageNet-based IS values.</w:t>
+      </w:pPr>
+      <w:r>
+        <w:rPr>
+          <w:rFonts w:asciiTheme="majorHAnsi" w:eastAsiaTheme="majorEastAsia" w:hAnsiTheme="majorHAnsi" w:cstheme="majorBidi"/>
+          <w:color w:val="000000" w:themeColor="text1"/>
+          <w:lang w:val="en-IN"/>
+        </w:rPr>
+        <w:t>p(</w:t>
+      </w:r>
+      <w:proofErr w:type="spellStart"/>
+      <w:r>
+        <w:rPr>
+          <w:rFonts w:asciiTheme="majorHAnsi" w:eastAsiaTheme="majorEastAsia" w:hAnsiTheme="majorHAnsi" w:cstheme="majorBidi"/>
+          <w:color w:val="000000" w:themeColor="text1"/>
+          <w:lang w:val="en-IN"/>
+        </w:rPr>
+        <w:t>y|x</w:t>
+      </w:r>
+      <w:proofErr w:type="spellEnd"/>
+      <w:r>
+        <w:rPr>
+          <w:rFonts w:asciiTheme="majorHAnsi" w:eastAsiaTheme="majorEastAsia" w:hAnsiTheme="majorHAnsi" w:cstheme="majorBidi"/>
+          <w:color w:val="000000" w:themeColor="text1"/>
+          <w:lang w:val="en-IN"/>
+        </w:rPr>
+        <w:t>) = class probability distribution for a single generated image x (sharp for quality)</w:t>
+      </w:r>
+    </w:p>
+    <w:p>
+      <w:pPr>
+        <w:rPr>
+          <w:rFonts w:asciiTheme="majorHAnsi" w:eastAsiaTheme="majorEastAsia" w:hAnsiTheme="majorHAnsi" w:cstheme="majorBidi"/>
+          <w:color w:val="000000" w:themeColor="text1"/>
+          <w:lang w:val="en-IN"/>
+        </w:rPr>
+      </w:pPr>
+      <w:r>
+        <w:rPr>
+          <w:rFonts w:asciiTheme="majorHAnsi" w:eastAsiaTheme="majorEastAsia" w:hAnsiTheme="majorHAnsi" w:cstheme="majorBidi"/>
+          <w:color w:val="000000" w:themeColor="text1"/>
+          <w:lang w:val="en-IN"/>
+        </w:rPr>
+        <w:t>p(y) = marginal class distribution over all generated images (uniform for diversity)</w:t>
+      </w:r>
+    </w:p>
+    <w:p>
+      <w:pPr>
+        <w:rPr>
+          <w:rFonts w:asciiTheme="majorHAnsi" w:eastAsiaTheme="majorEastAsia" w:hAnsiTheme="majorHAnsi" w:cstheme="majorBidi"/>
+          <w:color w:val="000000" w:themeColor="text1"/>
+          <w:lang w:val="en-IN"/>
+        </w:rPr>
+      </w:pPr>
+      <w:r>
+        <w:rPr>
+          <w:rFonts w:asciiTheme="majorHAnsi" w:eastAsiaTheme="majorEastAsia" w:hAnsiTheme="majorHAnsi" w:cstheme="majorBidi"/>
+          <w:color w:val="000000" w:themeColor="text1"/>
+          <w:lang w:val="en-IN"/>
+        </w:rPr>
+        <w:t xml:space="preserve">KL = </w:t>
+      </w:r>
+      <w:proofErr w:type="spellStart"/>
+      <w:r>
+        <w:rPr>
+          <w:rFonts w:asciiTheme="majorHAnsi" w:eastAsiaTheme="majorEastAsia" w:hAnsiTheme="majorHAnsi" w:cstheme="majorBidi"/>
+          <w:color w:val="000000" w:themeColor="text1"/>
+          <w:lang w:val="en-IN"/>
+        </w:rPr>
+        <w:t>Kullback</w:t>
+      </w:r>
+      <w:proofErr w:type="spellEnd"/>
+      <w:r>
+        <w:rPr>
+          <w:rFonts w:asciiTheme="majorHAnsi" w:eastAsiaTheme="majorEastAsia" w:hAnsiTheme="majorHAnsi" w:cstheme="majorBidi"/>
+          <w:color w:val="000000" w:themeColor="text1"/>
+          <w:lang w:val="en-IN"/>
+        </w:rPr>
+        <w:t>–Leibler divergence</w:t>
+      </w:r>
+    </w:p>
+    <w:p>
+      <w:pPr>
+        <w:rPr>
+          <w:rFonts w:asciiTheme="majorHAnsi" w:eastAsiaTheme="majorEastAsia" w:hAnsiTheme="majorHAnsi" w:cstheme="majorBidi"/>
+          <w:color w:val="000000" w:themeColor="text1"/>
+          <w:lang w:val="en-IN"/>
+        </w:rPr>
+      </w:pPr>
+      <w:r>
+        <w:rPr>
+          <w:rFonts w:asciiTheme="majorHAnsi" w:eastAsiaTheme="majorEastAsia" w:hAnsiTheme="majorHAnsi" w:cstheme="majorBidi"/>
+          <w:color w:val="000000" w:themeColor="text1"/>
+          <w:lang w:val="en-IN"/>
+        </w:rPr>
+        <w:t xml:space="preserve">Implementation Note: Standard IS uses an Inception-v3 classifier trained on ImageNet. Since this project targets MNIST, IS </w:t>
+      </w:r>
+      <w:proofErr w:type="spellStart"/>
+      <w:r>
+        <w:rPr>
+          <w:rFonts w:asciiTheme="majorHAnsi" w:eastAsiaTheme="majorEastAsia" w:hAnsiTheme="majorHAnsi" w:cstheme="majorBidi"/>
+          <w:color w:val="000000" w:themeColor="text1"/>
+          <w:lang w:val="en-IN"/>
+        </w:rPr>
+        <w:t>is</w:t>
+      </w:r>
+      <w:proofErr w:type="spellEnd"/>
+      <w:r>
+        <w:rPr>
+          <w:rFonts w:asciiTheme="majorHAnsi" w:eastAsiaTheme="majorEastAsia" w:hAnsiTheme="majorHAnsi" w:cstheme="majorBidi"/>
+          <w:color w:val="000000" w:themeColor="text1"/>
+          <w:lang w:val="en-IN"/>
+        </w:rPr>
+        <w:t xml:space="preserve"> computed using our clean MNIST classifier (</w:t>
+      </w:r>
+      <w:proofErr w:type="spellStart"/>
+      <w:r>
+        <w:rPr>
+          <w:rFonts w:asciiTheme="majorHAnsi" w:eastAsiaTheme="majorEastAsia" w:hAnsiTheme="majorHAnsi" w:cstheme="majorBidi"/>
+          <w:color w:val="000000" w:themeColor="text1"/>
+          <w:lang w:val="en-IN"/>
+        </w:rPr>
+        <w:t>MNISTFeatureExtractor</w:t>
+      </w:r>
+      <w:proofErr w:type="spellEnd"/>
+      <w:r>
+        <w:rPr>
+          <w:rFonts w:asciiTheme="majorHAnsi" w:eastAsiaTheme="majorEastAsia" w:hAnsiTheme="majorHAnsi" w:cstheme="majorBidi"/>
+          <w:color w:val="000000" w:themeColor="text1"/>
+          <w:lang w:val="en-IN"/>
+        </w:rPr>
+        <w:t xml:space="preserve">) as the judge. This IS </w:t>
+      </w:r>
+      <w:proofErr w:type="spellStart"/>
+      <w:r>
+        <w:rPr>
+          <w:rFonts w:asciiTheme="majorHAnsi" w:eastAsiaTheme="majorEastAsia" w:hAnsiTheme="majorHAnsi" w:cstheme="majorBidi"/>
+          <w:color w:val="000000" w:themeColor="text1"/>
+          <w:lang w:val="en-IN"/>
+        </w:rPr>
+        <w:t>is</w:t>
+      </w:r>
+      <w:proofErr w:type="spellEnd"/>
+      <w:r>
+        <w:rPr>
+          <w:rFonts w:asciiTheme="majorHAnsi" w:eastAsiaTheme="majorEastAsia" w:hAnsiTheme="majorHAnsi" w:cstheme="majorBidi"/>
+          <w:color w:val="000000" w:themeColor="text1"/>
+          <w:lang w:val="en-IN"/>
+        </w:rPr>
+        <w:t xml:space="preserve"> not comparable to published ImageNet-based IS values.</w:t>
       </w:r>
     </w:p>
     <w:p>
@@ -2534,7 +5053,6 @@
           <w:szCs w:val="26"/>
           <w:lang w:val="en-IN"/>
         </w:rPr>
-        <w:lastRenderedPageBreak/>
         <w:t>Results:</w:t>
       </w:r>
     </w:p>
@@ -2558,9 +5076,9 @@
         <w:tblLook w:val="04A0" w:firstRow="1" w:lastRow="0" w:firstColumn="1" w:lastColumn="0" w:noHBand="0" w:noVBand="1"/>
       </w:tblPr>
       <w:tblGrid>
-        <w:gridCol w:w="1357"/>
+        <w:gridCol w:w="1234"/>
         <w:gridCol w:w="1710"/>
-        <w:gridCol w:w="4946"/>
+        <w:gridCol w:w="4392"/>
       </w:tblGrid>
       <w:tr>
         <w:trPr>
@@ -2703,17 +5221,12 @@
           </w:tcPr>
           <w:p>
             <w:pPr>
-              <w:pStyle w:val="Heading4"/>
               <w:rPr>
-                <w:sz w:val="26"/>
-                <w:szCs w:val="26"/>
                 <w:lang w:val="en-IN"/>
               </w:rPr>
             </w:pPr>
             <w:r>
               <w:rPr>
-                <w:sz w:val="26"/>
-                <w:szCs w:val="26"/>
                 <w:lang w:val="en-IN"/>
               </w:rPr>
               <w:t>CFG (w=7.5)</w:t>
@@ -2741,17 +5254,12 @@
           </w:tcPr>
           <w:p>
             <w:pPr>
-              <w:pStyle w:val="Heading4"/>
               <w:rPr>
-                <w:sz w:val="26"/>
-                <w:szCs w:val="26"/>
                 <w:lang w:val="en-IN"/>
               </w:rPr>
             </w:pPr>
             <w:r>
               <w:rPr>
-                <w:sz w:val="26"/>
-                <w:szCs w:val="26"/>
                 <w:lang w:val="en-IN"/>
               </w:rPr>
               <w:t>~9.1</w:t>
@@ -2779,17 +5287,12 @@
           </w:tcPr>
           <w:p>
             <w:pPr>
-              <w:pStyle w:val="Heading4"/>
               <w:rPr>
-                <w:sz w:val="26"/>
-                <w:szCs w:val="26"/>
                 <w:lang w:val="en-IN"/>
               </w:rPr>
             </w:pPr>
             <w:r>
               <w:rPr>
-                <w:sz w:val="26"/>
-                <w:szCs w:val="26"/>
                 <w:lang w:val="en-IN"/>
               </w:rPr>
               <w:t>High quality and good class diversity</w:t>
@@ -2819,17 +5322,12 @@
           </w:tcPr>
           <w:p>
             <w:pPr>
-              <w:pStyle w:val="Heading4"/>
               <w:rPr>
-                <w:sz w:val="26"/>
-                <w:szCs w:val="26"/>
                 <w:lang w:val="en-IN"/>
               </w:rPr>
             </w:pPr>
             <w:r>
               <w:rPr>
-                <w:sz w:val="26"/>
-                <w:szCs w:val="26"/>
                 <w:lang w:val="en-IN"/>
               </w:rPr>
               <w:t>CG (w=0.5)</w:t>
@@ -2857,17 +5355,12 @@
           </w:tcPr>
           <w:p>
             <w:pPr>
-              <w:pStyle w:val="Heading4"/>
               <w:rPr>
-                <w:sz w:val="26"/>
-                <w:szCs w:val="26"/>
                 <w:lang w:val="en-IN"/>
               </w:rPr>
             </w:pPr>
             <w:r>
               <w:rPr>
-                <w:sz w:val="26"/>
-                <w:szCs w:val="26"/>
                 <w:lang w:val="en-IN"/>
               </w:rPr>
               <w:t>~7.9</w:t>
@@ -2895,17 +5388,12 @@
           </w:tcPr>
           <w:p>
             <w:pPr>
-              <w:pStyle w:val="Heading4"/>
               <w:rPr>
-                <w:sz w:val="26"/>
-                <w:szCs w:val="26"/>
                 <w:lang w:val="en-IN"/>
               </w:rPr>
             </w:pPr>
             <w:r>
               <w:rPr>
-                <w:sz w:val="26"/>
-                <w:szCs w:val="26"/>
                 <w:lang w:val="en-IN"/>
               </w:rPr>
               <w:t>Lower quality confidence or reduced diversity</w:t>
@@ -3022,16 +5510,34 @@
           <w:color w:val="000000" w:themeColor="text1"/>
           <w:lang w:val="en-IN"/>
         </w:rPr>
-        <w:t>Interpretation: CFG achieves a higher IS because its model has been trained to understand class conditioning deeply (from the 90/10% dropout strategy). Its generated images are both sharper and more evenly distributed across all digit classes. CG's IS is lower because gradient-based steering can occasionally over-emphasise certain features or produce less class-balanced samples.</w:t>
-      </w:r>
+        <w:t xml:space="preserve">Interpretation: CFG achieves a higher IS because its model has been trained to understand class conditioning deeply (from the 90/10% dropout strategy). Its generated images are both sharper and more evenly distributed across all digit classes. CG's IS </w:t>
+      </w:r>
+      <w:proofErr w:type="spellStart"/>
       <w:r>
         <w:rPr>
           <w:rFonts w:asciiTheme="majorHAnsi" w:eastAsiaTheme="majorEastAsia" w:hAnsiTheme="majorHAnsi" w:cstheme="majorBidi"/>
           <w:color w:val="000000" w:themeColor="text1"/>
           <w:lang w:val="en-IN"/>
         </w:rPr>
+        <w:t>is</w:t>
+      </w:r>
+      <w:proofErr w:type="spellEnd"/>
+      <w:r>
+        <w:rPr>
+          <w:rFonts w:asciiTheme="majorHAnsi" w:eastAsiaTheme="majorEastAsia" w:hAnsiTheme="majorHAnsi" w:cstheme="majorBidi"/>
+          <w:color w:val="000000" w:themeColor="text1"/>
+          <w:lang w:val="en-IN"/>
+        </w:rPr>
+        <w:t xml:space="preserve"> lower because gradient-based steering can occasionally over-emphasise certain features or produce less class-balanced samples.</w:t>
+      </w:r>
+      <w:r>
+        <w:rPr>
+          <w:rFonts w:asciiTheme="majorHAnsi" w:eastAsiaTheme="majorEastAsia" w:hAnsiTheme="majorHAnsi" w:cstheme="majorBidi"/>
+          <w:color w:val="000000" w:themeColor="text1"/>
+          <w:lang w:val="en-IN"/>
+        </w:rPr>
         <w:pict w14:anchorId="1D9DB796">
-          <v:rect id="_x0000_i1051" style="width:0;height:1.5pt" o:hralign="center" o:hrstd="t" o:hr="t" fillcolor="#a0a0a0" stroked="f"/>
+          <v:rect id="_x0000_i1026" style="width:0;height:1.5pt" o:hralign="center" o:hrstd="t" o:hr="t" fillcolor="#a0a0a0" stroked="f"/>
         </w:pict>
       </w:r>
       <w:r>
@@ -3147,6 +5653,7 @@
           <w:color w:val="000000" w:themeColor="text1"/>
           <w:lang w:val="en-IN"/>
         </w:rPr>
+        <w:lastRenderedPageBreak/>
         <w:t>Implementation:</w:t>
       </w:r>
     </w:p>
@@ -3164,7 +5671,61 @@
           <w:color w:val="000000" w:themeColor="text1"/>
           <w:lang w:val="en-IN"/>
         </w:rPr>
-        <w:t>def compute_class_accuracy(logits, class_labels):</w:t>
+        <w:t xml:space="preserve">def </w:t>
+      </w:r>
+      <w:proofErr w:type="spellStart"/>
+      <w:r>
+        <w:rPr>
+          <w:rFonts w:asciiTheme="majorHAnsi" w:eastAsiaTheme="majorEastAsia" w:hAnsiTheme="majorHAnsi" w:cstheme="majorBidi"/>
+          <w:color w:val="000000" w:themeColor="text1"/>
+          <w:lang w:val="en-IN"/>
+        </w:rPr>
+        <w:t>compute_class_</w:t>
+      </w:r>
+      <w:proofErr w:type="gramStart"/>
+      <w:r>
+        <w:rPr>
+          <w:rFonts w:asciiTheme="majorHAnsi" w:eastAsiaTheme="majorEastAsia" w:hAnsiTheme="majorHAnsi" w:cstheme="majorBidi"/>
+          <w:color w:val="000000" w:themeColor="text1"/>
+          <w:lang w:val="en-IN"/>
+        </w:rPr>
+        <w:t>accuracy</w:t>
+      </w:r>
+      <w:proofErr w:type="spellEnd"/>
+      <w:r>
+        <w:rPr>
+          <w:rFonts w:asciiTheme="majorHAnsi" w:eastAsiaTheme="majorEastAsia" w:hAnsiTheme="majorHAnsi" w:cstheme="majorBidi"/>
+          <w:color w:val="000000" w:themeColor="text1"/>
+          <w:lang w:val="en-IN"/>
+        </w:rPr>
+        <w:t>(</w:t>
+      </w:r>
+      <w:proofErr w:type="gramEnd"/>
+      <w:r>
+        <w:rPr>
+          <w:rFonts w:asciiTheme="majorHAnsi" w:eastAsiaTheme="majorEastAsia" w:hAnsiTheme="majorHAnsi" w:cstheme="majorBidi"/>
+          <w:color w:val="000000" w:themeColor="text1"/>
+          <w:lang w:val="en-IN"/>
+        </w:rPr>
+        <w:t xml:space="preserve">logits, </w:t>
+      </w:r>
+      <w:proofErr w:type="spellStart"/>
+      <w:r>
+        <w:rPr>
+          <w:rFonts w:asciiTheme="majorHAnsi" w:eastAsiaTheme="majorEastAsia" w:hAnsiTheme="majorHAnsi" w:cstheme="majorBidi"/>
+          <w:color w:val="000000" w:themeColor="text1"/>
+          <w:lang w:val="en-IN"/>
+        </w:rPr>
+        <w:t>class_labels</w:t>
+      </w:r>
+      <w:proofErr w:type="spellEnd"/>
+      <w:r>
+        <w:rPr>
+          <w:rFonts w:asciiTheme="majorHAnsi" w:eastAsiaTheme="majorEastAsia" w:hAnsiTheme="majorHAnsi" w:cstheme="majorBidi"/>
+          <w:color w:val="000000" w:themeColor="text1"/>
+          <w:lang w:val="en-IN"/>
+        </w:rPr>
+        <w:t>):</w:t>
       </w:r>
     </w:p>
     <w:p>
@@ -3193,7 +5754,27 @@
           <w:color w:val="000000" w:themeColor="text1"/>
           <w:lang w:val="en-IN"/>
         </w:rPr>
-        <w:t>predicted = torch.argmax(logits, dim=1)</w:t>
+        <w:t xml:space="preserve">predicted = </w:t>
+      </w:r>
+      <w:proofErr w:type="spellStart"/>
+      <w:proofErr w:type="gramStart"/>
+      <w:r>
+        <w:rPr>
+          <w:rFonts w:asciiTheme="majorHAnsi" w:eastAsiaTheme="majorEastAsia" w:hAnsiTheme="majorHAnsi" w:cstheme="majorBidi"/>
+          <w:color w:val="000000" w:themeColor="text1"/>
+          <w:lang w:val="en-IN"/>
+        </w:rPr>
+        <w:t>torch.argmax</w:t>
+      </w:r>
+      <w:proofErr w:type="spellEnd"/>
+      <w:proofErr w:type="gramEnd"/>
+      <w:r>
+        <w:rPr>
+          <w:rFonts w:asciiTheme="majorHAnsi" w:eastAsiaTheme="majorEastAsia" w:hAnsiTheme="majorHAnsi" w:cstheme="majorBidi"/>
+          <w:color w:val="000000" w:themeColor="text1"/>
+          <w:lang w:val="en-IN"/>
+        </w:rPr>
+        <w:t>(logits, dim=1)</w:t>
       </w:r>
     </w:p>
     <w:p>
@@ -3222,7 +5803,89 @@
           <w:color w:val="000000" w:themeColor="text1"/>
           <w:lang w:val="en-IN"/>
         </w:rPr>
-        <w:t>return 100.0 * (predicted == class_labels).sum().item() / len(class_labels)</w:t>
+        <w:t xml:space="preserve">return 100.0 * (predicted == </w:t>
+      </w:r>
+      <w:proofErr w:type="spellStart"/>
+      <w:r>
+        <w:rPr>
+          <w:rFonts w:asciiTheme="majorHAnsi" w:eastAsiaTheme="majorEastAsia" w:hAnsiTheme="majorHAnsi" w:cstheme="majorBidi"/>
+          <w:color w:val="000000" w:themeColor="text1"/>
+          <w:lang w:val="en-IN"/>
+        </w:rPr>
+        <w:t>class_labels</w:t>
+      </w:r>
+      <w:proofErr w:type="spellEnd"/>
+      <w:proofErr w:type="gramStart"/>
+      <w:r>
+        <w:rPr>
+          <w:rFonts w:asciiTheme="majorHAnsi" w:eastAsiaTheme="majorEastAsia" w:hAnsiTheme="majorHAnsi" w:cstheme="majorBidi"/>
+          <w:color w:val="000000" w:themeColor="text1"/>
+          <w:lang w:val="en-IN"/>
+        </w:rPr>
+        <w:t>).sum</w:t>
+      </w:r>
+      <w:proofErr w:type="gramEnd"/>
+      <w:r>
+        <w:rPr>
+          <w:rFonts w:asciiTheme="majorHAnsi" w:eastAsiaTheme="majorEastAsia" w:hAnsiTheme="majorHAnsi" w:cstheme="majorBidi"/>
+          <w:color w:val="000000" w:themeColor="text1"/>
+          <w:lang w:val="en-IN"/>
+        </w:rPr>
+        <w:t>(</w:t>
+      </w:r>
+      <w:proofErr w:type="gramStart"/>
+      <w:r>
+        <w:rPr>
+          <w:rFonts w:asciiTheme="majorHAnsi" w:eastAsiaTheme="majorEastAsia" w:hAnsiTheme="majorHAnsi" w:cstheme="majorBidi"/>
+          <w:color w:val="000000" w:themeColor="text1"/>
+          <w:lang w:val="en-IN"/>
+        </w:rPr>
+        <w:t>).item</w:t>
+      </w:r>
+      <w:proofErr w:type="gramEnd"/>
+      <w:r>
+        <w:rPr>
+          <w:rFonts w:asciiTheme="majorHAnsi" w:eastAsiaTheme="majorEastAsia" w:hAnsiTheme="majorHAnsi" w:cstheme="majorBidi"/>
+          <w:color w:val="000000" w:themeColor="text1"/>
+          <w:lang w:val="en-IN"/>
+        </w:rPr>
+        <w:t xml:space="preserve">() / </w:t>
+      </w:r>
+      <w:proofErr w:type="spellStart"/>
+      <w:r>
+        <w:rPr>
+          <w:rFonts w:asciiTheme="majorHAnsi" w:eastAsiaTheme="majorEastAsia" w:hAnsiTheme="majorHAnsi" w:cstheme="majorBidi"/>
+          <w:color w:val="000000" w:themeColor="text1"/>
+          <w:lang w:val="en-IN"/>
+        </w:rPr>
+        <w:t>len</w:t>
+      </w:r>
+      <w:proofErr w:type="spellEnd"/>
+      <w:r>
+        <w:rPr>
+          <w:rFonts w:asciiTheme="majorHAnsi" w:eastAsiaTheme="majorEastAsia" w:hAnsiTheme="majorHAnsi" w:cstheme="majorBidi"/>
+          <w:color w:val="000000" w:themeColor="text1"/>
+          <w:lang w:val="en-IN"/>
+        </w:rPr>
+        <w:t>(</w:t>
+      </w:r>
+      <w:proofErr w:type="spellStart"/>
+      <w:r>
+        <w:rPr>
+          <w:rFonts w:asciiTheme="majorHAnsi" w:eastAsiaTheme="majorEastAsia" w:hAnsiTheme="majorHAnsi" w:cstheme="majorBidi"/>
+          <w:color w:val="000000" w:themeColor="text1"/>
+          <w:lang w:val="en-IN"/>
+        </w:rPr>
+        <w:t>class_labels</w:t>
+      </w:r>
+      <w:proofErr w:type="spellEnd"/>
+      <w:r>
+        <w:rPr>
+          <w:rFonts w:asciiTheme="majorHAnsi" w:eastAsiaTheme="majorEastAsia" w:hAnsiTheme="majorHAnsi" w:cstheme="majorBidi"/>
+          <w:color w:val="000000" w:themeColor="text1"/>
+          <w:lang w:val="en-IN"/>
+        </w:rPr>
+        <w:t>)</w:t>
       </w:r>
     </w:p>
     <w:p>
@@ -3246,8 +5909,31 @@
           <w:color w:val="000000" w:themeColor="text1"/>
           <w:lang w:val="en-IN"/>
         </w:rPr>
-        <w:lastRenderedPageBreak/>
-        <w:t>Evaluation is done with 500 total samples (50 per class) using the MNISTFeatureExtractor as the judge classifier.</w:t>
+        <w:t xml:space="preserve">Evaluation is done with 500 total samples (50 per class) using the </w:t>
+      </w:r>
+      <w:proofErr w:type="spellStart"/>
+      <w:r>
+        <w:rPr>
+          <w:b w:val="0"/>
+          <w:bCs w:val="0"/>
+          <w:i w:val="0"/>
+          <w:iCs w:val="0"/>
+          <w:color w:val="000000" w:themeColor="text1"/>
+          <w:lang w:val="en-IN"/>
+        </w:rPr>
+        <w:t>MNISTFeatureExtractor</w:t>
+      </w:r>
+      <w:proofErr w:type="spellEnd"/>
+      <w:r>
+        <w:rPr>
+          <w:b w:val="0"/>
+          <w:bCs w:val="0"/>
+          <w:i w:val="0"/>
+          <w:iCs w:val="0"/>
+          <w:color w:val="000000" w:themeColor="text1"/>
+          <w:lang w:val="en-IN"/>
+        </w:rPr>
+        <w:t xml:space="preserve"> as the judge classifier.</w:t>
       </w:r>
     </w:p>
     <w:p>
@@ -3287,9 +5973,9 @@
         <w:tblLook w:val="04A0" w:firstRow="1" w:lastRow="0" w:firstColumn="1" w:lastColumn="0" w:noHBand="0" w:noVBand="1"/>
       </w:tblPr>
       <w:tblGrid>
-        <w:gridCol w:w="1357"/>
+        <w:gridCol w:w="1234"/>
         <w:gridCol w:w="1627"/>
-        <w:gridCol w:w="3779"/>
+        <w:gridCol w:w="3324"/>
       </w:tblGrid>
       <w:tr>
         <w:trPr>
@@ -3432,17 +6118,12 @@
           </w:tcPr>
           <w:p>
             <w:pPr>
-              <w:pStyle w:val="Heading4"/>
               <w:rPr>
-                <w:sz w:val="26"/>
-                <w:szCs w:val="26"/>
                 <w:lang w:val="en-IN"/>
               </w:rPr>
             </w:pPr>
             <w:r>
               <w:rPr>
-                <w:sz w:val="26"/>
-                <w:szCs w:val="26"/>
                 <w:lang w:val="en-IN"/>
               </w:rPr>
               <w:t>CFG (w=7.5)</w:t>
@@ -3470,17 +6151,12 @@
           </w:tcPr>
           <w:p>
             <w:pPr>
-              <w:pStyle w:val="Heading4"/>
               <w:rPr>
-                <w:sz w:val="26"/>
-                <w:szCs w:val="26"/>
                 <w:lang w:val="en-IN"/>
               </w:rPr>
             </w:pPr>
             <w:r>
               <w:rPr>
-                <w:sz w:val="26"/>
-                <w:szCs w:val="26"/>
                 <w:lang w:val="en-IN"/>
               </w:rPr>
               <w:t>95–98%</w:t>
@@ -3508,17 +6184,12 @@
           </w:tcPr>
           <w:p>
             <w:pPr>
-              <w:pStyle w:val="Heading4"/>
               <w:rPr>
-                <w:sz w:val="26"/>
-                <w:szCs w:val="26"/>
                 <w:lang w:val="en-IN"/>
               </w:rPr>
             </w:pPr>
             <w:r>
               <w:rPr>
-                <w:sz w:val="26"/>
-                <w:szCs w:val="26"/>
                 <w:lang w:val="en-IN"/>
               </w:rPr>
               <w:t>Strongly follows class conditioning</w:t>
@@ -3548,17 +6219,12 @@
           </w:tcPr>
           <w:p>
             <w:pPr>
-              <w:pStyle w:val="Heading4"/>
               <w:rPr>
-                <w:sz w:val="26"/>
-                <w:szCs w:val="26"/>
                 <w:lang w:val="en-IN"/>
               </w:rPr>
             </w:pPr>
             <w:r>
               <w:rPr>
-                <w:sz w:val="26"/>
-                <w:szCs w:val="26"/>
                 <w:lang w:val="en-IN"/>
               </w:rPr>
               <w:t>CG (w=0.5)</w:t>
@@ -3586,17 +6252,12 @@
           </w:tcPr>
           <w:p>
             <w:pPr>
-              <w:pStyle w:val="Heading4"/>
               <w:rPr>
-                <w:sz w:val="26"/>
-                <w:szCs w:val="26"/>
                 <w:lang w:val="en-IN"/>
               </w:rPr>
             </w:pPr>
             <w:r>
               <w:rPr>
-                <w:sz w:val="26"/>
-                <w:szCs w:val="26"/>
                 <w:lang w:val="en-IN"/>
               </w:rPr>
               <w:t>90–95%</w:t>
@@ -3624,17 +6285,12 @@
           </w:tcPr>
           <w:p>
             <w:pPr>
-              <w:pStyle w:val="Heading4"/>
               <w:rPr>
-                <w:sz w:val="26"/>
-                <w:szCs w:val="26"/>
                 <w:lang w:val="en-IN"/>
               </w:rPr>
             </w:pPr>
             <w:r>
               <w:rPr>
-                <w:sz w:val="26"/>
-                <w:szCs w:val="26"/>
                 <w:lang w:val="en-IN"/>
               </w:rPr>
               <w:t>Good but weaker class fidelity</w:t>
@@ -3682,7 +6338,7 @@
       <w:tblGrid>
         <w:gridCol w:w="763"/>
         <w:gridCol w:w="1627"/>
-        <w:gridCol w:w="4348"/>
+        <w:gridCol w:w="3825"/>
       </w:tblGrid>
       <w:tr>
         <w:trPr>
@@ -3792,6 +6448,7 @@
                 <w:lang w:val="en-IN"/>
               </w:rPr>
             </w:pPr>
+            <w:proofErr w:type="spellStart"/>
             <w:r>
               <w:rPr>
                 <w:sz w:val="26"/>
@@ -3800,6 +6457,7 @@
               </w:rPr>
               <w:t>Tradeoff</w:t>
             </w:r>
+            <w:proofErr w:type="spellEnd"/>
           </w:p>
         </w:tc>
       </w:tr>
@@ -3825,17 +6483,12 @@
           </w:tcPr>
           <w:p>
             <w:pPr>
-              <w:pStyle w:val="Heading4"/>
               <w:rPr>
-                <w:sz w:val="26"/>
-                <w:szCs w:val="26"/>
                 <w:lang w:val="en-IN"/>
               </w:rPr>
             </w:pPr>
             <w:r>
               <w:rPr>
-                <w:sz w:val="26"/>
-                <w:szCs w:val="26"/>
                 <w:lang w:val="en-IN"/>
               </w:rPr>
               <w:t>w=1.0</w:t>
@@ -3863,17 +6516,12 @@
           </w:tcPr>
           <w:p>
             <w:pPr>
-              <w:pStyle w:val="Heading4"/>
               <w:rPr>
-                <w:sz w:val="26"/>
-                <w:szCs w:val="26"/>
                 <w:lang w:val="en-IN"/>
               </w:rPr>
             </w:pPr>
             <w:r>
               <w:rPr>
-                <w:sz w:val="26"/>
-                <w:szCs w:val="26"/>
                 <w:lang w:val="en-IN"/>
               </w:rPr>
               <w:t>~25%</w:t>
@@ -3901,17 +6549,12 @@
           </w:tcPr>
           <w:p>
             <w:pPr>
-              <w:pStyle w:val="Heading4"/>
               <w:rPr>
-                <w:sz w:val="26"/>
-                <w:szCs w:val="26"/>
                 <w:lang w:val="en-IN"/>
               </w:rPr>
             </w:pPr>
             <w:r>
               <w:rPr>
-                <w:sz w:val="26"/>
-                <w:szCs w:val="26"/>
                 <w:lang w:val="en-IN"/>
               </w:rPr>
               <w:t>Essentially random — no class guidance</w:t>
@@ -3941,17 +6584,12 @@
           </w:tcPr>
           <w:p>
             <w:pPr>
-              <w:pStyle w:val="Heading4"/>
               <w:rPr>
-                <w:sz w:val="26"/>
-                <w:szCs w:val="26"/>
                 <w:lang w:val="en-IN"/>
               </w:rPr>
             </w:pPr>
             <w:r>
               <w:rPr>
-                <w:sz w:val="26"/>
-                <w:szCs w:val="26"/>
                 <w:lang w:val="en-IN"/>
               </w:rPr>
               <w:t>w=3.0</w:t>
@@ -3979,17 +6617,12 @@
           </w:tcPr>
           <w:p>
             <w:pPr>
-              <w:pStyle w:val="Heading4"/>
               <w:rPr>
-                <w:sz w:val="26"/>
-                <w:szCs w:val="26"/>
                 <w:lang w:val="en-IN"/>
               </w:rPr>
             </w:pPr>
             <w:r>
               <w:rPr>
-                <w:sz w:val="26"/>
-                <w:szCs w:val="26"/>
                 <w:lang w:val="en-IN"/>
               </w:rPr>
               <w:t>85–90%</w:t>
@@ -4017,17 +6650,12 @@
           </w:tcPr>
           <w:p>
             <w:pPr>
-              <w:pStyle w:val="Heading4"/>
               <w:rPr>
-                <w:sz w:val="26"/>
-                <w:szCs w:val="26"/>
                 <w:lang w:val="en-IN"/>
               </w:rPr>
             </w:pPr>
             <w:r>
               <w:rPr>
-                <w:sz w:val="26"/>
-                <w:szCs w:val="26"/>
                 <w:lang w:val="en-IN"/>
               </w:rPr>
               <w:t>Moderate class fidelity</w:t>
@@ -4057,17 +6685,12 @@
           </w:tcPr>
           <w:p>
             <w:pPr>
-              <w:pStyle w:val="Heading4"/>
               <w:rPr>
-                <w:sz w:val="26"/>
-                <w:szCs w:val="26"/>
                 <w:lang w:val="en-IN"/>
               </w:rPr>
             </w:pPr>
             <w:r>
               <w:rPr>
-                <w:sz w:val="26"/>
-                <w:szCs w:val="26"/>
                 <w:lang w:val="en-IN"/>
               </w:rPr>
               <w:t>w=7.5</w:t>
@@ -4095,17 +6718,12 @@
           </w:tcPr>
           <w:p>
             <w:pPr>
-              <w:pStyle w:val="Heading4"/>
               <w:rPr>
-                <w:sz w:val="26"/>
-                <w:szCs w:val="26"/>
                 <w:lang w:val="en-IN"/>
               </w:rPr>
             </w:pPr>
             <w:r>
               <w:rPr>
-                <w:sz w:val="26"/>
-                <w:szCs w:val="26"/>
                 <w:lang w:val="en-IN"/>
               </w:rPr>
               <w:t>95–98%</w:t>
@@ -4133,17 +6751,12 @@
           </w:tcPr>
           <w:p>
             <w:pPr>
-              <w:pStyle w:val="Heading4"/>
               <w:rPr>
-                <w:sz w:val="26"/>
-                <w:szCs w:val="26"/>
                 <w:lang w:val="en-IN"/>
               </w:rPr>
             </w:pPr>
             <w:r>
               <w:rPr>
-                <w:sz w:val="26"/>
-                <w:szCs w:val="26"/>
                 <w:lang w:val="en-IN"/>
               </w:rPr>
               <w:t>Optimal — high accuracy with diversity</w:t>
@@ -4289,7 +6902,7 @@
           <w:lang w:val="en-IN"/>
         </w:rPr>
         <w:pict w14:anchorId="4698ACF0">
-          <v:rect id="_x0000_i1052" style="width:0;height:1.5pt" o:hralign="center" o:hrstd="t" o:hr="t" fillcolor="#a0a0a0" stroked="f"/>
+          <v:rect id="_x0000_i1027" style="width:0;height:1.5pt" o:hralign="center" o:hrstd="t" o:hr="t" fillcolor="#a0a0a0" stroked="f"/>
         </w:pict>
       </w:r>
     </w:p>
@@ -4503,6 +7116,7 @@
                 <w:bCs/>
                 <w:lang w:val="en-IN"/>
               </w:rPr>
+              <w:lastRenderedPageBreak/>
               <w:t>w=1.0</w:t>
             </w:r>
           </w:p>
@@ -4759,7 +7373,6 @@
                 <w:bCs/>
                 <w:lang w:val="en-IN"/>
               </w:rPr>
-              <w:lastRenderedPageBreak/>
               <w:t>w=7.5</w:t>
             </w:r>
             <w:r>
@@ -5838,6 +8451,7 @@
         <w:br/>
       </w:r>
       <w:r>
+        <w:lastRenderedPageBreak/>
         <w:br/>
         <w:t>Verdict: CFG is simpler and more intuitive ✅</w:t>
       </w:r>
@@ -5848,7 +8462,6 @@
         <w:pStyle w:val="Heading3"/>
       </w:pPr>
       <w:r>
-        <w:lastRenderedPageBreak/>
         <w:t>4.3 Summary: CFG vs CG Comparison</w:t>
       </w:r>
     </w:p>
@@ -6301,59 +8914,7 @@
         <w:t>Detailed comparison of architectural decisions and justifications</w:t>
       </w:r>
     </w:p>
-    <w:p>
-      <w:pPr>
-        <w:pStyle w:val="Heading3"/>
-      </w:pPr>
-      <w:r>
-        <w:t>5.3 Practical Recommendations</w:t>
-      </w:r>
-    </w:p>
-    <w:p>
-      <w:r>
-        <w:t>Use CFG when: Computational efficiency matters, need stable training, want single model</w:t>
-      </w:r>
-      <w:r>
-        <w:br/>
-        <w:t>Use CG when: Have high-quality pre-trained classifier, need independent control</w:t>
-      </w:r>
-      <w:r>
-        <w:br/>
-      </w:r>
-      <w:r>
-        <w:br/>
-        <w:t>Hyperparameter tuning: CFG scale 7.5 (adjust for quality/diversity), CG scale 0.5 (watch for gradient explosion)</w:t>
-      </w:r>
-    </w:p>
-    <w:p>
-      <w:pPr>
-        <w:pStyle w:val="Heading3"/>
-      </w:pPr>
-      <w:r>
-        <w:t>5.4 What We Learned</w:t>
-      </w:r>
-    </w:p>
-    <w:p>
-      <w:r>
-        <w:t>1. Diffusion models are elegant and theoretically sound</w:t>
-      </w:r>
-      <w:r>
-        <w:br/>
-        <w:t>2. Training-time guidance is superior to post-hoc steering</w:t>
-      </w:r>
-      <w:r>
-        <w:br/>
-        <w:t>3. Simple solutions grounded in theory beat complex alternatives</w:t>
-      </w:r>
-      <w:r>
-        <w:br/>
-        <w:t>4. Numerical stability matters: prediction space (CFG) safer than gradient space (CG)</w:t>
-      </w:r>
-      <w:r>
-        <w:br/>
-        <w:t>5. Deep learning principles are robust across scales</w:t>
-      </w:r>
-    </w:p>
+    <w:p/>
     <w:sectPr>
       <w:pgSz w:w="12240" w:h="15840"/>
       <w:pgMar w:top="1440" w:right="1800" w:bottom="1440" w:left="1800" w:header="720" w:footer="720" w:gutter="0"/>
@@ -7321,6 +9882,110 @@
       <w:rPr>
         <w:rFonts w:ascii="Wingdings" w:hAnsi="Wingdings" w:hint="default"/>
       </w:rPr>
+    </w:lvl>
+  </w:abstractNum>
+  <w:abstractNum w:abstractNumId="15" w15:restartNumberingAfterBreak="0">
+    <w:nsid w:val="71315DCA"/>
+    <w:multiLevelType w:val="multilevel"/>
+    <w:tmpl w:val="E5A6993C"/>
+    <w:lvl w:ilvl="0">
+      <w:numFmt w:val="bullet"/>
+      <w:lvlText w:val="•"/>
+      <w:lvlJc w:val="left"/>
+      <w:pPr>
+        <w:tabs>
+          <w:tab w:val="num" w:pos="0"/>
+        </w:tabs>
+        <w:ind w:left="480" w:hanging="480"/>
+      </w:pPr>
+    </w:lvl>
+    <w:lvl w:ilvl="1">
+      <w:numFmt w:val="bullet"/>
+      <w:lvlText w:val="–"/>
+      <w:lvlJc w:val="left"/>
+      <w:pPr>
+        <w:tabs>
+          <w:tab w:val="num" w:pos="720"/>
+        </w:tabs>
+        <w:ind w:left="1200" w:hanging="480"/>
+      </w:pPr>
+    </w:lvl>
+    <w:lvl w:ilvl="2">
+      <w:numFmt w:val="bullet"/>
+      <w:lvlText w:val="•"/>
+      <w:lvlJc w:val="left"/>
+      <w:pPr>
+        <w:tabs>
+          <w:tab w:val="num" w:pos="1440"/>
+        </w:tabs>
+        <w:ind w:left="1920" w:hanging="480"/>
+      </w:pPr>
+    </w:lvl>
+    <w:lvl w:ilvl="3">
+      <w:numFmt w:val="bullet"/>
+      <w:lvlText w:val="–"/>
+      <w:lvlJc w:val="left"/>
+      <w:pPr>
+        <w:tabs>
+          <w:tab w:val="num" w:pos="2160"/>
+        </w:tabs>
+        <w:ind w:left="2640" w:hanging="480"/>
+      </w:pPr>
+    </w:lvl>
+    <w:lvl w:ilvl="4">
+      <w:numFmt w:val="bullet"/>
+      <w:lvlText w:val="•"/>
+      <w:lvlJc w:val="left"/>
+      <w:pPr>
+        <w:tabs>
+          <w:tab w:val="num" w:pos="2880"/>
+        </w:tabs>
+        <w:ind w:left="3360" w:hanging="480"/>
+      </w:pPr>
+    </w:lvl>
+    <w:lvl w:ilvl="5">
+      <w:numFmt w:val="bullet"/>
+      <w:lvlText w:val="–"/>
+      <w:lvlJc w:val="left"/>
+      <w:pPr>
+        <w:tabs>
+          <w:tab w:val="num" w:pos="3600"/>
+        </w:tabs>
+        <w:ind w:left="4080" w:hanging="480"/>
+      </w:pPr>
+    </w:lvl>
+    <w:lvl w:ilvl="6">
+      <w:numFmt w:val="bullet"/>
+      <w:lvlText w:val="•"/>
+      <w:lvlJc w:val="left"/>
+      <w:pPr>
+        <w:tabs>
+          <w:tab w:val="num" w:pos="4320"/>
+        </w:tabs>
+        <w:ind w:left="4800" w:hanging="480"/>
+      </w:pPr>
+    </w:lvl>
+    <w:lvl w:ilvl="7">
+      <w:numFmt w:val="bullet"/>
+      <w:lvlText w:val="–"/>
+      <w:lvlJc w:val="left"/>
+      <w:pPr>
+        <w:tabs>
+          <w:tab w:val="num" w:pos="5040"/>
+        </w:tabs>
+        <w:ind w:left="5520" w:hanging="480"/>
+      </w:pPr>
+    </w:lvl>
+    <w:lvl w:ilvl="8">
+      <w:numFmt w:val="bullet"/>
+      <w:lvlText w:val="•"/>
+      <w:lvlJc w:val="left"/>
+      <w:pPr>
+        <w:tabs>
+          <w:tab w:val="num" w:pos="5760"/>
+        </w:tabs>
+        <w:ind w:left="6240" w:hanging="480"/>
+      </w:pPr>
     </w:lvl>
   </w:abstractNum>
   <w:num w:numId="1" w16cid:durableId="1368024567">
@@ -7367,6 +10032,9 @@
   </w:num>
   <w:num w:numId="15" w16cid:durableId="1708218251">
     <w:abstractNumId w:val="12"/>
+  </w:num>
+  <w:num w:numId="16" w16cid:durableId="195430605">
+    <w:abstractNumId w:val="15"/>
   </w:num>
 </w:numbering>
 </file>
@@ -7837,7 +10505,6 @@
     <w:next w:val="Normal"/>
     <w:link w:val="Heading4Char"/>
     <w:uiPriority w:val="9"/>
-    <w:semiHidden/>
     <w:unhideWhenUsed/>
     <w:qFormat/>
     <w:rsid w:val="00FC693F"/>
@@ -8457,7 +11124,6 @@
     <w:basedOn w:val="DefaultParagraphFont"/>
     <w:link w:val="Heading4"/>
     <w:uiPriority w:val="9"/>
-    <w:semiHidden/>
     <w:rsid w:val="00FC693F"/>
     <w:rPr>
       <w:rFonts w:asciiTheme="majorHAnsi" w:eastAsiaTheme="majorEastAsia" w:hAnsiTheme="majorHAnsi" w:cstheme="majorBidi"/>
@@ -18749,6 +21415,78 @@
         <w:shd w:val="clear" w:color="auto" w:fill="FBCAA2" w:themeFill="accent6" w:themeFillTint="7F"/>
       </w:tcPr>
     </w:tblStylePr>
+  </w:style>
+  <w:style w:type="character" w:styleId="Hyperlink">
+    <w:name w:val="Hyperlink"/>
+    <w:basedOn w:val="DefaultParagraphFont"/>
+    <w:uiPriority w:val="99"/>
+    <w:unhideWhenUsed/>
+    <w:rsid w:val="00BE43AF"/>
+    <w:rPr>
+      <w:color w:val="0000FF" w:themeColor="hyperlink"/>
+      <w:u w:val="single"/>
+    </w:rPr>
+  </w:style>
+  <w:style w:type="character" w:styleId="UnresolvedMention">
+    <w:name w:val="Unresolved Mention"/>
+    <w:basedOn w:val="DefaultParagraphFont"/>
+    <w:uiPriority w:val="99"/>
+    <w:semiHidden/>
+    <w:unhideWhenUsed/>
+    <w:rsid w:val="00BE43AF"/>
+    <w:rPr>
+      <w:color w:val="605E5C"/>
+      <w:shd w:val="clear" w:color="auto" w:fill="E1DFDD"/>
+    </w:rPr>
+  </w:style>
+  <w:style w:type="character" w:styleId="FollowedHyperlink">
+    <w:name w:val="FollowedHyperlink"/>
+    <w:basedOn w:val="DefaultParagraphFont"/>
+    <w:uiPriority w:val="99"/>
+    <w:semiHidden/>
+    <w:unhideWhenUsed/>
+    <w:rsid w:val="00BE43AF"/>
+    <w:rPr>
+      <w:color w:val="800080" w:themeColor="followedHyperlink"/>
+      <w:u w:val="single"/>
+    </w:rPr>
+  </w:style>
+  <w:style w:type="paragraph" w:customStyle="1" w:styleId="FirstParagraph">
+    <w:name w:val="First Paragraph"/>
+    <w:basedOn w:val="BodyText"/>
+    <w:next w:val="BodyText"/>
+    <w:qFormat/>
+    <w:rsid w:val="007B7188"/>
+    <w:pPr>
+      <w:spacing w:before="180" w:after="180" w:line="240" w:lineRule="auto"/>
+    </w:pPr>
+    <w:rPr>
+      <w:rFonts w:eastAsiaTheme="minorHAnsi"/>
+      <w:sz w:val="24"/>
+      <w:szCs w:val="24"/>
+    </w:rPr>
+  </w:style>
+  <w:style w:type="character" w:customStyle="1" w:styleId="VerbatimChar">
+    <w:name w:val="Verbatim Char"/>
+    <w:basedOn w:val="DefaultParagraphFont"/>
+    <w:link w:val="SourceCode"/>
+    <w:rsid w:val="007B7188"/>
+    <w:rPr>
+      <w:rFonts w:ascii="Consolas" w:hAnsi="Consolas"/>
+    </w:rPr>
+  </w:style>
+  <w:style w:type="paragraph" w:customStyle="1" w:styleId="SourceCode">
+    <w:name w:val="Source Code"/>
+    <w:basedOn w:val="Normal"/>
+    <w:link w:val="VerbatimChar"/>
+    <w:rsid w:val="007B7188"/>
+    <w:pPr>
+      <w:wordWrap w:val="0"/>
+      <w:spacing w:line="240" w:lineRule="auto"/>
+    </w:pPr>
+    <w:rPr>
+      <w:rFonts w:ascii="Consolas" w:hAnsi="Consolas"/>
+    </w:rPr>
   </w:style>
 </w:styles>
 </file>
